--- a/klagomål/A 6073-2026 FSC-klagomål.docx
+++ b/klagomål/A 6073-2026 FSC-klagomål.docx
@@ -664,7 +664,7 @@
     <w:r>
       <w:tab/>
       <w:tab/>
-      <w:t>2026-03-02</w:t>
+      <w:t>2026-03-03</w:t>
       <w:br/>
       <w:br/>
     </w:r>

--- a/klagomål/A 6073-2026 FSC-klagomål.docx
+++ b/klagomål/A 6073-2026 FSC-klagomål.docx
@@ -664,7 +664,7 @@
     <w:r>
       <w:tab/>
       <w:tab/>
-      <w:t>2026-03-03</w:t>
+      <w:t>2026-03-04</w:t>
       <w:br/>
       <w:br/>
     </w:r>

--- a/klagomål/A 6073-2026 FSC-klagomål.docx
+++ b/klagomål/A 6073-2026 FSC-klagomål.docx
@@ -664,7 +664,7 @@
     <w:r>
       <w:tab/>
       <w:tab/>
-      <w:t>2026-03-04</w:t>
+      <w:t>2026-03-05</w:t>
       <w:br/>
       <w:br/>
     </w:r>

--- a/klagomål/A 6073-2026 FSC-klagomål.docx
+++ b/klagomål/A 6073-2026 FSC-klagomål.docx
@@ -664,7 +664,7 @@
     <w:r>
       <w:tab/>
       <w:tab/>
-      <w:t>2026-03-05</w:t>
+      <w:t>2026-03-06</w:t>
       <w:br/>
       <w:br/>
     </w:r>

--- a/klagomål/A 6073-2026 FSC-klagomål.docx
+++ b/klagomål/A 6073-2026 FSC-klagomål.docx
@@ -664,7 +664,7 @@
     <w:r>
       <w:tab/>
       <w:tab/>
-      <w:t>2026-03-06</w:t>
+      <w:t>2026-03-07</w:t>
       <w:br/>
       <w:br/>
     </w:r>

--- a/klagomål/A 6073-2026 FSC-klagomål.docx
+++ b/klagomål/A 6073-2026 FSC-klagomål.docx
@@ -664,7 +664,7 @@
     <w:r>
       <w:tab/>
       <w:tab/>
-      <w:t>2026-03-07</w:t>
+      <w:t>2026-03-08</w:t>
       <w:br/>
       <w:br/>
     </w:r>

--- a/klagomål/A 6073-2026 FSC-klagomål.docx
+++ b/klagomål/A 6073-2026 FSC-klagomål.docx
@@ -664,7 +664,7 @@
     <w:r>
       <w:tab/>
       <w:tab/>
-      <w:t>2026-03-08</w:t>
+      <w:t>2026-03-09</w:t>
       <w:br/>
       <w:br/>
     </w:r>

--- a/klagomål/A 6073-2026 FSC-klagomål.docx
+++ b/klagomål/A 6073-2026 FSC-klagomål.docx
@@ -664,7 +664,7 @@
     <w:r>
       <w:tab/>
       <w:tab/>
-      <w:t>2026-03-09</w:t>
+      <w:t>2026-03-10</w:t>
       <w:br/>
       <w:br/>
     </w:r>

--- a/klagomål/A 6073-2026 FSC-klagomål.docx
+++ b/klagomål/A 6073-2026 FSC-klagomål.docx
@@ -257,6 +257,35 @@
     <w:p>
       <w:r>
         <w:t>Följande fridlysta arter har sina livsmiljöer och växtplatser i den avverkningsanmälda skogen: gullviva (§9).</w:t>
+      </w:r>
+    </w:p>
+    <w:p>
+      <w:r>
+        <w:rPr>
+          <w:b/>
+        </w:rPr>
+        <w:t>Gullviva (§9)</w:t>
+      </w:r>
+      <w:r>
+        <w:t xml:space="preserve"> är värdväxt för bland annat den rödlistade och sällsynta fjärilen gullvivefjäril (VU) samt typisk art för </w:t>
+      </w:r>
+      <w:r>
+        <w:rPr>
+          <w:i/>
+        </w:rPr>
+        <w:t xml:space="preserve">9070 Trädklädd betesmark, 6530 Lövängar, 6510 Slåtterängar i låglandet </w:t>
+      </w:r>
+      <w:r>
+        <w:t>och</w:t>
+      </w:r>
+      <w:r>
+        <w:rPr>
+          <w:i/>
+        </w:rPr>
+        <w:t xml:space="preserve"> 6270 Silikatgräsmarker</w:t>
+      </w:r>
+      <w:r>
+        <w:t xml:space="preserve"> (SLU Artdatabanken, 2025).</w:t>
       </w:r>
     </w:p>
     <w:p>
@@ -664,7 +693,7 @@
     <w:r>
       <w:tab/>
       <w:tab/>
-      <w:t>2026-03-10</w:t>
+      <w:t>2026-03-11</w:t>
       <w:br/>
       <w:br/>
     </w:r>

--- a/klagomål/A 6073-2026 FSC-klagomål.docx
+++ b/klagomål/A 6073-2026 FSC-klagomål.docx
@@ -693,7 +693,7 @@
     <w:r>
       <w:tab/>
       <w:tab/>
-      <w:t>2026-03-11</w:t>
+      <w:t>2026-03-12</w:t>
       <w:br/>
       <w:br/>
     </w:r>

--- a/klagomål/A 6073-2026 FSC-klagomål.docx
+++ b/klagomål/A 6073-2026 FSC-klagomål.docx
@@ -693,7 +693,7 @@
     <w:r>
       <w:tab/>
       <w:tab/>
-      <w:t>2026-03-12</w:t>
+      <w:t>2026-03-13</w:t>
       <w:br/>
       <w:br/>
     </w:r>

--- a/klagomål/A 6073-2026 FSC-klagomål.docx
+++ b/klagomål/A 6073-2026 FSC-klagomål.docx
@@ -693,7 +693,7 @@
     <w:r>
       <w:tab/>
       <w:tab/>
-      <w:t>2026-03-13</w:t>
+      <w:t>2026-03-16</w:t>
       <w:br/>
       <w:br/>
     </w:r>

--- a/klagomål/A 6073-2026 FSC-klagomål.docx
+++ b/klagomål/A 6073-2026 FSC-klagomål.docx
@@ -693,7 +693,7 @@
     <w:r>
       <w:tab/>
       <w:tab/>
-      <w:t>2026-03-16</w:t>
+      <w:t>2026-03-17</w:t>
       <w:br/>
       <w:br/>
     </w:r>

--- a/klagomål/A 6073-2026 FSC-klagomål.docx
+++ b/klagomål/A 6073-2026 FSC-klagomål.docx
@@ -693,7 +693,7 @@
     <w:r>
       <w:tab/>
       <w:tab/>
-      <w:t>2026-03-17</w:t>
+      <w:t>2026-03-18</w:t>
       <w:br/>
       <w:br/>
     </w:r>

--- a/klagomål/A 6073-2026 FSC-klagomål.docx
+++ b/klagomål/A 6073-2026 FSC-klagomål.docx
@@ -693,7 +693,7 @@
     <w:r>
       <w:tab/>
       <w:tab/>
-      <w:t>2026-03-18</w:t>
+      <w:t>2026-03-19</w:t>
       <w:br/>
       <w:br/>
     </w:r>

--- a/klagomål/A 6073-2026 FSC-klagomål.docx
+++ b/klagomål/A 6073-2026 FSC-klagomål.docx
@@ -693,7 +693,7 @@
     <w:r>
       <w:tab/>
       <w:tab/>
-      <w:t>2026-03-19</w:t>
+      <w:t>2026-03-20</w:t>
       <w:br/>
       <w:br/>
     </w:r>

--- a/klagomål/A 6073-2026 FSC-klagomål.docx
+++ b/klagomål/A 6073-2026 FSC-klagomål.docx
@@ -693,7 +693,7 @@
     <w:r>
       <w:tab/>
       <w:tab/>
-      <w:t>2026-03-20</w:t>
+      <w:t>2026-03-21</w:t>
       <w:br/>
       <w:br/>
     </w:r>

--- a/klagomål/A 6073-2026 FSC-klagomål.docx
+++ b/klagomål/A 6073-2026 FSC-klagomål.docx
@@ -693,7 +693,7 @@
     <w:r>
       <w:tab/>
       <w:tab/>
-      <w:t>2026-03-21</w:t>
+      <w:t>2026-03-22</w:t>
       <w:br/>
       <w:br/>
     </w:r>

--- a/klagomål/A 6073-2026 FSC-klagomål.docx
+++ b/klagomål/A 6073-2026 FSC-klagomål.docx
@@ -693,7 +693,7 @@
     <w:r>
       <w:tab/>
       <w:tab/>
-      <w:t>2026-03-22</w:t>
+      <w:t>2026-03-23</w:t>
       <w:br/>
       <w:br/>
     </w:r>

--- a/klagomål/A 6073-2026 FSC-klagomål.docx
+++ b/klagomål/A 6073-2026 FSC-klagomål.docx
@@ -693,7 +693,7 @@
     <w:r>
       <w:tab/>
       <w:tab/>
-      <w:t>2026-03-23</w:t>
+      <w:t>2026-03-24</w:t>
       <w:br/>
       <w:br/>
     </w:r>

--- a/klagomål/A 6073-2026 FSC-klagomål.docx
+++ b/klagomål/A 6073-2026 FSC-klagomål.docx
@@ -693,7 +693,7 @@
     <w:r>
       <w:tab/>
       <w:tab/>
-      <w:t>2026-03-24</w:t>
+      <w:t>2026-03-25</w:t>
       <w:br/>
       <w:br/>
     </w:r>

--- a/klagomål/A 6073-2026 FSC-klagomål.docx
+++ b/klagomål/A 6073-2026 FSC-klagomål.docx
@@ -693,7 +693,7 @@
     <w:r>
       <w:tab/>
       <w:tab/>
-      <w:t>2026-03-25</w:t>
+      <w:t>2026-03-26</w:t>
       <w:br/>
       <w:br/>
     </w:r>

--- a/klagomål/A 6073-2026 FSC-klagomål.docx
+++ b/klagomål/A 6073-2026 FSC-klagomål.docx
@@ -693,7 +693,7 @@
     <w:r>
       <w:tab/>
       <w:tab/>
-      <w:t>2026-03-26</w:t>
+      <w:t>2026-03-27</w:t>
       <w:br/>
       <w:br/>
     </w:r>

--- a/klagomål/A 6073-2026 FSC-klagomål.docx
+++ b/klagomål/A 6073-2026 FSC-klagomål.docx
@@ -693,7 +693,7 @@
     <w:r>
       <w:tab/>
       <w:tab/>
-      <w:t>2026-03-27</w:t>
+      <w:t>2026-03-28</w:t>
       <w:br/>
       <w:br/>
     </w:r>

--- a/klagomål/A 6073-2026 FSC-klagomål.docx
+++ b/klagomål/A 6073-2026 FSC-klagomål.docx
@@ -693,7 +693,7 @@
     <w:r>
       <w:tab/>
       <w:tab/>
-      <w:t>2026-03-28</w:t>
+      <w:t>2026-03-29</w:t>
       <w:br/>
       <w:br/>
     </w:r>

--- a/klagomål/A 6073-2026 FSC-klagomål.docx
+++ b/klagomål/A 6073-2026 FSC-klagomål.docx
@@ -693,7 +693,7 @@
     <w:r>
       <w:tab/>
       <w:tab/>
-      <w:t>2026-03-29</w:t>
+      <w:t>2026-03-30</w:t>
       <w:br/>
       <w:br/>
     </w:r>

--- a/klagomål/A 6073-2026 FSC-klagomål.docx
+++ b/klagomål/A 6073-2026 FSC-klagomål.docx
@@ -693,7 +693,7 @@
     <w:r>
       <w:tab/>
       <w:tab/>
-      <w:t>2026-04-14</w:t>
+      <w:t>2026-04-15</w:t>
       <w:br/>
       <w:br/>
     </w:r>

--- a/klagomål/A 6073-2026 FSC-klagomål.docx
+++ b/klagomål/A 6073-2026 FSC-klagomål.docx
@@ -693,7 +693,7 @@
     <w:r>
       <w:tab/>
       <w:tab/>
-      <w:t>2026-04-15</w:t>
+      <w:t>2026-04-16</w:t>
       <w:br/>
       <w:br/>
     </w:r>

--- a/klagomål/A 6073-2026 FSC-klagomål.docx
+++ b/klagomål/A 6073-2026 FSC-klagomål.docx
@@ -693,7 +693,7 @@
     <w:r>
       <w:tab/>
       <w:tab/>
-      <w:t>2026-04-16</w:t>
+      <w:t>2026-04-17</w:t>
       <w:br/>
       <w:br/>
     </w:r>

--- a/klagomål/A 6073-2026 FSC-klagomål.docx
+++ b/klagomål/A 6073-2026 FSC-klagomål.docx
@@ -693,7 +693,7 @@
     <w:r>
       <w:tab/>
       <w:tab/>
-      <w:t>2026-04-17</w:t>
+      <w:t>2026-04-18</w:t>
       <w:br/>
       <w:br/>
     </w:r>

--- a/klagomål/A 6073-2026 FSC-klagomål.docx
+++ b/klagomål/A 6073-2026 FSC-klagomål.docx
@@ -693,7 +693,7 @@
     <w:r>
       <w:tab/>
       <w:tab/>
-      <w:t>2026-04-18</w:t>
+      <w:t>2026-04-19</w:t>
       <w:br/>
       <w:br/>
     </w:r>

--- a/klagomål/A 6073-2026 FSC-klagomål.docx
+++ b/klagomål/A 6073-2026 FSC-klagomål.docx
@@ -693,7 +693,7 @@
     <w:r>
       <w:tab/>
       <w:tab/>
-      <w:t>2026-04-19</w:t>
+      <w:t>2026-04-20</w:t>
       <w:br/>
       <w:br/>
     </w:r>

--- a/klagomål/A 6073-2026 FSC-klagomål.docx
+++ b/klagomål/A 6073-2026 FSC-klagomål.docx
@@ -693,7 +693,7 @@
     <w:r>
       <w:tab/>
       <w:tab/>
-      <w:t>2026-04-20</w:t>
+      <w:t>2026-04-21</w:t>
       <w:br/>
       <w:br/>
     </w:r>

--- a/klagomål/A 6073-2026 FSC-klagomål.docx
+++ b/klagomål/A 6073-2026 FSC-klagomål.docx
@@ -693,7 +693,7 @@
     <w:r>
       <w:tab/>
       <w:tab/>
-      <w:t>2026-04-21</w:t>
+      <w:t>2026-04-22</w:t>
       <w:br/>
       <w:br/>
     </w:r>

--- a/klagomål/A 6073-2026 FSC-klagomål.docx
+++ b/klagomål/A 6073-2026 FSC-klagomål.docx
@@ -693,7 +693,7 @@
     <w:r>
       <w:tab/>
       <w:tab/>
-      <w:t>2026-04-22</w:t>
+      <w:t>2026-04-23</w:t>
       <w:br/>
       <w:br/>
     </w:r>

--- a/klagomål/A 6073-2026 FSC-klagomål.docx
+++ b/klagomål/A 6073-2026 FSC-klagomål.docx
@@ -693,7 +693,7 @@
     <w:r>
       <w:tab/>
       <w:tab/>
-      <w:t>2026-04-23</w:t>
+      <w:t>2026-04-24</w:t>
       <w:br/>
       <w:br/>
     </w:r>

--- a/klagomål/A 6073-2026 FSC-klagomål.docx
+++ b/klagomål/A 6073-2026 FSC-klagomål.docx
@@ -693,7 +693,7 @@
     <w:r>
       <w:tab/>
       <w:tab/>
-      <w:t>2026-04-24</w:t>
+      <w:t>2026-04-25</w:t>
       <w:br/>
       <w:br/>
     </w:r>

--- a/klagomål/A 6073-2026 FSC-klagomål.docx
+++ b/klagomål/A 6073-2026 FSC-klagomål.docx
@@ -693,7 +693,7 @@
     <w:r>
       <w:tab/>
       <w:tab/>
-      <w:t>2026-04-25</w:t>
+      <w:t>2026-04-26</w:t>
       <w:br/>
       <w:br/>
     </w:r>

--- a/klagomål/A 6073-2026 FSC-klagomål.docx
+++ b/klagomål/A 6073-2026 FSC-klagomål.docx
@@ -693,7 +693,7 @@
     <w:r>
       <w:tab/>
       <w:tab/>
-      <w:t>2026-04-26</w:t>
+      <w:t>2026-04-27</w:t>
       <w:br/>
       <w:br/>
     </w:r>

--- a/klagomål/A 6073-2026 FSC-klagomål.docx
+++ b/klagomål/A 6073-2026 FSC-klagomål.docx
@@ -693,7 +693,7 @@
     <w:r>
       <w:tab/>
       <w:tab/>
-      <w:t>2026-04-27</w:t>
+      <w:t>2026-04-28</w:t>
       <w:br/>
       <w:br/>
     </w:r>

--- a/klagomål/A 6073-2026 FSC-klagomål.docx
+++ b/klagomål/A 6073-2026 FSC-klagomål.docx
@@ -693,7 +693,7 @@
     <w:r>
       <w:tab/>
       <w:tab/>
-      <w:t>2026-04-28</w:t>
+      <w:t>2026-04-29</w:t>
       <w:br/>
       <w:br/>
     </w:r>

--- a/klagomål/A 6073-2026 FSC-klagomål.docx
+++ b/klagomål/A 6073-2026 FSC-klagomål.docx
@@ -693,7 +693,7 @@
     <w:r>
       <w:tab/>
       <w:tab/>
-      <w:t>2026-04-29</w:t>
+      <w:t>2026-04-30</w:t>
       <w:br/>
       <w:br/>
     </w:r>

--- a/klagomål/A 6073-2026 FSC-klagomål.docx
+++ b/klagomål/A 6073-2026 FSC-klagomål.docx
@@ -693,7 +693,7 @@
     <w:r>
       <w:tab/>
       <w:tab/>
-      <w:t>2026-04-30</w:t>
+      <w:t>2026-05-01</w:t>
       <w:br/>
       <w:br/>
     </w:r>

--- a/klagomål/A 6073-2026 FSC-klagomål.docx
+++ b/klagomål/A 6073-2026 FSC-klagomål.docx
@@ -693,7 +693,7 @@
     <w:r>
       <w:tab/>
       <w:tab/>
-      <w:t>2026-05-01</w:t>
+      <w:t>2026-05-02</w:t>
       <w:br/>
       <w:br/>
     </w:r>

--- a/klagomål/A 6073-2026 FSC-klagomål.docx
+++ b/klagomål/A 6073-2026 FSC-klagomål.docx
@@ -693,7 +693,7 @@
     <w:r>
       <w:tab/>
       <w:tab/>
-      <w:t>2026-05-02</w:t>
+      <w:t>2026-05-03</w:t>
       <w:br/>
       <w:br/>
     </w:r>

--- a/klagomål/A 6073-2026 FSC-klagomål.docx
+++ b/klagomål/A 6073-2026 FSC-klagomål.docx
@@ -693,7 +693,7 @@
     <w:r>
       <w:tab/>
       <w:tab/>
-      <w:t>2026-05-03</w:t>
+      <w:t>2026-05-04</w:t>
       <w:br/>
       <w:br/>
     </w:r>

--- a/klagomål/A 6073-2026 FSC-klagomål.docx
+++ b/klagomål/A 6073-2026 FSC-klagomål.docx
@@ -693,7 +693,7 @@
     <w:r>
       <w:tab/>
       <w:tab/>
-      <w:t>2026-05-04</w:t>
+      <w:t>2026-05-05</w:t>
       <w:br/>
       <w:br/>
     </w:r>

--- a/klagomål/A 6073-2026 FSC-klagomål.docx
+++ b/klagomål/A 6073-2026 FSC-klagomål.docx
@@ -693,7 +693,7 @@
     <w:r>
       <w:tab/>
       <w:tab/>
-      <w:t>2026-05-16</w:t>
+      <w:t>2026-05-17</w:t>
       <w:br/>
       <w:br/>
     </w:r>

--- a/klagomål/A 6073-2026 FSC-klagomål.docx
+++ b/klagomål/A 6073-2026 FSC-klagomål.docx
@@ -693,7 +693,7 @@
     <w:r>
       <w:tab/>
       <w:tab/>
-      <w:t>2026-05-17</w:t>
+      <w:t>2026-05-18</w:t>
       <w:br/>
       <w:br/>
     </w:r>

--- a/klagomål/A 6073-2026 FSC-klagomål.docx
+++ b/klagomål/A 6073-2026 FSC-klagomål.docx
@@ -693,7 +693,7 @@
     <w:r>
       <w:tab/>
       <w:tab/>
-      <w:t>2026-05-18</w:t>
+      <w:t>2026-05-19</w:t>
       <w:br/>
       <w:br/>
     </w:r>

--- a/klagomål/A 6073-2026 FSC-klagomål.docx
+++ b/klagomål/A 6073-2026 FSC-klagomål.docx
@@ -693,7 +693,7 @@
     <w:r>
       <w:tab/>
       <w:tab/>
-      <w:t>2026-05-19</w:t>
+      <w:t>2026-05-20</w:t>
       <w:br/>
       <w:br/>
     </w:r>

--- a/klagomål/A 6073-2026 FSC-klagomål.docx
+++ b/klagomål/A 6073-2026 FSC-klagomål.docx
@@ -693,7 +693,7 @@
     <w:r>
       <w:tab/>
       <w:tab/>
-      <w:t>2026-05-20</w:t>
+      <w:t>2026-05-21</w:t>
       <w:br/>
       <w:br/>
     </w:r>

--- a/klagomål/A 6073-2026 FSC-klagomål.docx
+++ b/klagomål/A 6073-2026 FSC-klagomål.docx
@@ -693,7 +693,7 @@
     <w:r>
       <w:tab/>
       <w:tab/>
-      <w:t>2026-05-21</w:t>
+      <w:t>2026-05-22</w:t>
       <w:br/>
       <w:br/>
     </w:r>

--- a/klagomål/A 6073-2026 FSC-klagomål.docx
+++ b/klagomål/A 6073-2026 FSC-klagomål.docx
@@ -693,7 +693,7 @@
     <w:r>
       <w:tab/>
       <w:tab/>
-      <w:t>2026-05-22</w:t>
+      <w:t>2026-05-23</w:t>
       <w:br/>
       <w:br/>
     </w:r>

--- a/klagomål/A 6073-2026 FSC-klagomål.docx
+++ b/klagomål/A 6073-2026 FSC-klagomål.docx
@@ -693,7 +693,7 @@
     <w:r>
       <w:tab/>
       <w:tab/>
-      <w:t>2026-05-23</w:t>
+      <w:t>2026-05-24</w:t>
       <w:br/>
       <w:br/>
     </w:r>

--- a/klagomål/A 6073-2026 FSC-klagomål.docx
+++ b/klagomål/A 6073-2026 FSC-klagomål.docx
@@ -693,7 +693,7 @@
     <w:r>
       <w:tab/>
       <w:tab/>
-      <w:t>2026-05-24</w:t>
+      <w:t>2026-05-25</w:t>
       <w:br/>
       <w:br/>
     </w:r>

--- a/klagomål/A 6073-2026 FSC-klagomål.docx
+++ b/klagomål/A 6073-2026 FSC-klagomål.docx
@@ -693,7 +693,7 @@
     <w:r>
       <w:tab/>
       <w:tab/>
-      <w:t>2026-05-25</w:t>
+      <w:t>2026-05-26</w:t>
       <w:br/>
       <w:br/>
     </w:r>

--- a/klagomål/A 6073-2026 FSC-klagomål.docx
+++ b/klagomål/A 6073-2026 FSC-klagomål.docx
@@ -693,7 +693,7 @@
     <w:r>
       <w:tab/>
       <w:tab/>
-      <w:t>2026-05-26</w:t>
+      <w:t>2026-05-27</w:t>
       <w:br/>
       <w:br/>
     </w:r>

--- a/klagomål/A 6073-2026 FSC-klagomål.docx
+++ b/klagomål/A 6073-2026 FSC-klagomål.docx
@@ -693,7 +693,7 @@
     <w:r>
       <w:tab/>
       <w:tab/>
-      <w:t>2026-05-27</w:t>
+      <w:t>2026-05-28</w:t>
       <w:br/>
       <w:br/>
     </w:r>

--- a/klagomål/A 6073-2026 FSC-klagomål.docx
+++ b/klagomål/A 6073-2026 FSC-klagomål.docx
@@ -693,7 +693,7 @@
     <w:r>
       <w:tab/>
       <w:tab/>
-      <w:t>2026-05-28</w:t>
+      <w:t>2026-05-29</w:t>
       <w:br/>
       <w:br/>
     </w:r>

--- a/klagomål/A 6073-2026 FSC-klagomål.docx
+++ b/klagomål/A 6073-2026 FSC-klagomål.docx
@@ -693,7 +693,7 @@
     <w:r>
       <w:tab/>
       <w:tab/>
-      <w:t>2026-05-29</w:t>
+      <w:t>2026-05-30</w:t>
       <w:br/>
       <w:br/>
     </w:r>

--- a/klagomål/A 6073-2026 FSC-klagomål.docx
+++ b/klagomål/A 6073-2026 FSC-klagomål.docx
@@ -693,7 +693,7 @@
     <w:r>
       <w:tab/>
       <w:tab/>
-      <w:t>2026-05-30</w:t>
+      <w:t>2026-05-31</w:t>
       <w:br/>
       <w:br/>
     </w:r>

--- a/klagomål/A 6073-2026 FSC-klagomål.docx
+++ b/klagomål/A 6073-2026 FSC-klagomål.docx
@@ -693,7 +693,7 @@
     <w:r>
       <w:tab/>
       <w:tab/>
-      <w:t>2026-05-31</w:t>
+      <w:t>2026-06-01</w:t>
       <w:br/>
       <w:br/>
     </w:r>

--- a/klagomål/A 6073-2026 FSC-klagomål.docx
+++ b/klagomål/A 6073-2026 FSC-klagomål.docx
@@ -693,7 +693,7 @@
     <w:r>
       <w:tab/>
       <w:tab/>
-      <w:t>2026-06-01</w:t>
+      <w:t>2026-06-02</w:t>
       <w:br/>
       <w:br/>
     </w:r>

--- a/klagomål/A 6073-2026 FSC-klagomål.docx
+++ b/klagomål/A 6073-2026 FSC-klagomål.docx
@@ -693,7 +693,7 @@
     <w:r>
       <w:tab/>
       <w:tab/>
-      <w:t>2026-06-02</w:t>
+      <w:t>2026-06-03</w:t>
       <w:br/>
       <w:br/>
     </w:r>

--- a/klagomål/A 6073-2026 FSC-klagomål.docx
+++ b/klagomål/A 6073-2026 FSC-klagomål.docx
@@ -693,7 +693,7 @@
     <w:r>
       <w:tab/>
       <w:tab/>
-      <w:t>2026-06-03</w:t>
+      <w:t>2026-06-04</w:t>
       <w:br/>
       <w:br/>
     </w:r>

--- a/klagomål/A 6073-2026 FSC-klagomål.docx
+++ b/klagomål/A 6073-2026 FSC-klagomål.docx
@@ -693,7 +693,7 @@
     <w:r>
       <w:tab/>
       <w:tab/>
-      <w:t>2026-06-04</w:t>
+      <w:t>2026-06-05</w:t>
       <w:br/>
       <w:br/>
     </w:r>

--- a/klagomål/A 6073-2026 FSC-klagomål.docx
+++ b/klagomål/A 6073-2026 FSC-klagomål.docx
@@ -693,7 +693,7 @@
     <w:r>
       <w:tab/>
       <w:tab/>
-      <w:t>2026-06-05</w:t>
+      <w:t>2026-06-06</w:t>
       <w:br/>
       <w:br/>
     </w:r>

--- a/klagomål/A 6073-2026 FSC-klagomål.docx
+++ b/klagomål/A 6073-2026 FSC-klagomål.docx
@@ -693,7 +693,7 @@
     <w:r>
       <w:tab/>
       <w:tab/>
-      <w:t>2026-06-06</w:t>
+      <w:t>2026-06-07</w:t>
       <w:br/>
       <w:br/>
     </w:r>

--- a/klagomål/A 6073-2026 FSC-klagomål.docx
+++ b/klagomål/A 6073-2026 FSC-klagomål.docx
@@ -693,7 +693,7 @@
     <w:r>
       <w:tab/>
       <w:tab/>
-      <w:t>2026-06-07</w:t>
+      <w:t>2026-06-08</w:t>
       <w:br/>
       <w:br/>
     </w:r>

--- a/klagomål/A 6073-2026 FSC-klagomål.docx
+++ b/klagomål/A 6073-2026 FSC-klagomål.docx
@@ -693,7 +693,7 @@
     <w:r>
       <w:tab/>
       <w:tab/>
-      <w:t>2026-06-08</w:t>
+      <w:t>2026-06-09</w:t>
       <w:br/>
       <w:br/>
     </w:r>

--- a/klagomål/A 6073-2026 FSC-klagomål.docx
+++ b/klagomål/A 6073-2026 FSC-klagomål.docx
@@ -693,7 +693,7 @@
     <w:r>
       <w:tab/>
       <w:tab/>
-      <w:t>2026-06-09</w:t>
+      <w:t>2026-06-10</w:t>
       <w:br/>
       <w:br/>
     </w:r>

--- a/klagomål/A 6073-2026 FSC-klagomål.docx
+++ b/klagomål/A 6073-2026 FSC-klagomål.docx
@@ -693,7 +693,7 @@
     <w:r>
       <w:tab/>
       <w:tab/>
-      <w:t>2026-06-10</w:t>
+      <w:t>2026-06-11</w:t>
       <w:br/>
       <w:br/>
     </w:r>

--- a/klagomål/A 6073-2026 FSC-klagomål.docx
+++ b/klagomål/A 6073-2026 FSC-klagomål.docx
@@ -693,7 +693,7 @@
     <w:r>
       <w:tab/>
       <w:tab/>
-      <w:t>2026-06-11</w:t>
+      <w:t>2026-06-12</w:t>
       <w:br/>
       <w:br/>
     </w:r>

--- a/klagomål/A 6073-2026 FSC-klagomål.docx
+++ b/klagomål/A 6073-2026 FSC-klagomål.docx
@@ -693,7 +693,7 @@
     <w:r>
       <w:tab/>
       <w:tab/>
-      <w:t>2026-06-12</w:t>
+      <w:t>2026-06-13</w:t>
       <w:br/>
       <w:br/>
     </w:r>

--- a/klagomål/A 6073-2026 FSC-klagomål.docx
+++ b/klagomål/A 6073-2026 FSC-klagomål.docx
@@ -693,7 +693,7 @@
     <w:r>
       <w:tab/>
       <w:tab/>
-      <w:t>2026-06-13</w:t>
+      <w:t>2026-06-14</w:t>
       <w:br/>
       <w:br/>
     </w:r>

--- a/klagomål/A 6073-2026 FSC-klagomål.docx
+++ b/klagomål/A 6073-2026 FSC-klagomål.docx
@@ -693,7 +693,7 @@
     <w:r>
       <w:tab/>
       <w:tab/>
-      <w:t>2026-06-15</w:t>
+      <w:t>2026-06-16</w:t>
       <w:br/>
       <w:br/>
     </w:r>

--- a/klagomål/A 6073-2026 FSC-klagomål.docx
+++ b/klagomål/A 6073-2026 FSC-klagomål.docx
@@ -693,7 +693,7 @@
     <w:r>
       <w:tab/>
       <w:tab/>
-      <w:t>2026-06-16</w:t>
+      <w:t>2026-06-17</w:t>
       <w:br/>
       <w:br/>
     </w:r>

--- a/klagomål/A 6073-2026 FSC-klagomål.docx
+++ b/klagomål/A 6073-2026 FSC-klagomål.docx
@@ -1,6 +1,6 @@
 
 <file path=word/document.xml><?xml version="1.0" encoding="utf-8"?>
-<w:document xmlns:wpc="http://schemas.microsoft.com/office/word/2010/wordprocessingCanvas" xmlns:cx="http://schemas.microsoft.com/office/drawing/2014/chartex" xmlns:cx1="http://schemas.microsoft.com/office/drawing/2015/9/8/chartex" xmlns:cx2="http://schemas.microsoft.com/office/drawing/2015/10/21/chartex" xmlns:cx3="http://schemas.microsoft.com/office/drawing/2016/5/9/chartex" xmlns:cx4="http://schemas.microsoft.com/office/drawing/2016/5/10/chartex" xmlns:cx5="http://schemas.microsoft.com/office/drawing/2016/5/11/chartex" xmlns:cx6="http://schemas.microsoft.com/office/drawing/2016/5/12/chartex" xmlns:cx7="http://schemas.microsoft.com/office/drawing/2016/5/13/chartex" xmlns:cx8="http://schemas.microsoft.com/office/drawing/2016/5/14/chartex" xmlns:mc="http://schemas.openxmlformats.org/markup-compatibility/2006" xmlns:aink="http://schemas.microsoft.com/office/drawing/2016/ink" xmlns:am3d="http://schemas.microsoft.com/office/drawing/2017/model3d" xmlns:o="urn:schemas-microsoft-com:office:office" xmlns:oel="http://schemas.microsoft.com/office/2019/extlst" xmlns:r="http://schemas.openxmlformats.org/officeDocument/2006/relationships" xmlns:m="http://schemas.openxmlformats.org/officeDocument/2006/math" xmlns:v="urn:schemas-microsoft-com:vml" xmlns:wp14="http://schemas.microsoft.com/office/word/2010/wordprocessingDrawing" xmlns:wp="http://schemas.openxmlformats.org/drawingml/2006/wordprocessingDrawing" xmlns:w10="urn:schemas-microsoft-com:office:word" xmlns:w="http://schemas.openxmlformats.org/wordprocessingml/2006/main" xmlns:w14="http://schemas.microsoft.com/office/word/2010/wordml" xmlns:w15="http://schemas.microsoft.com/office/word/2012/wordml" xmlns:w16cex="http://schemas.microsoft.com/office/word/2018/wordml/cex" xmlns:w16cid="http://schemas.microsoft.com/office/word/2016/wordml/cid" xmlns:w16="http://schemas.microsoft.com/office/word/2018/wordml" xmlns:w16sdtdh="http://schemas.microsoft.com/office/word/2020/wordml/sdtdatahash" xmlns:w16se="http://schemas.microsoft.com/office/word/2015/wordml/symex" xmlns:wpg="http://schemas.microsoft.com/office/word/2010/wordprocessingGroup" xmlns:wpi="http://schemas.microsoft.com/office/word/2010/wordprocessingInk" xmlns:wne="http://schemas.microsoft.com/office/word/2006/wordml" xmlns:wps="http://schemas.microsoft.com/office/word/2010/wordprocessingShape" mc:Ignorable="w14 w15 w16se w16cid w16 w16cex w16sdtdh wp14">
+<w:document xmlns:wpc="http://schemas.microsoft.com/office/word/2010/wordprocessingCanvas" xmlns:cx="http://schemas.microsoft.com/office/drawing/2014/chartex" xmlns:cx1="http://schemas.microsoft.com/office/drawing/2015/9/8/chartex" xmlns:cx2="http://schemas.microsoft.com/office/drawing/2015/10/21/chartex" xmlns:cx3="http://schemas.microsoft.com/office/drawing/2016/5/9/chartex" xmlns:cx4="http://schemas.microsoft.com/office/drawing/2016/5/10/chartex" xmlns:cx5="http://schemas.microsoft.com/office/drawing/2016/5/11/chartex" xmlns:cx6="http://schemas.microsoft.com/office/drawing/2016/5/12/chartex" xmlns:cx7="http://schemas.microsoft.com/office/drawing/2016/5/13/chartex" xmlns:cx8="http://schemas.microsoft.com/office/drawing/2016/5/14/chartex" xmlns:mc="http://schemas.openxmlformats.org/markup-compatibility/2006" xmlns:aink="http://schemas.microsoft.com/office/drawing/2016/ink" xmlns:am3d="http://schemas.microsoft.com/office/drawing/2017/model3d" xmlns:o="urn:schemas-microsoft-com:office:office" xmlns:oel="http://schemas.microsoft.com/office/2019/extlst" xmlns:r="http://schemas.openxmlformats.org/officeDocument/2006/relationships" xmlns:m="http://schemas.openxmlformats.org/officeDocument/2006/math" xmlns:v="urn:schemas-microsoft-com:vml" xmlns:wp14="http://schemas.microsoft.com/office/word/2010/wordprocessingDrawing" xmlns:wp="http://schemas.openxmlformats.org/drawingml/2006/wordprocessingDrawing" xmlns:w10="urn:schemas-microsoft-com:office:word" xmlns:w="http://schemas.openxmlformats.org/wordprocessingml/2006/main" xmlns:w14="http://schemas.microsoft.com/office/word/2010/wordml" xmlns:w15="http://schemas.microsoft.com/office/word/2012/wordml" xmlns:w16cex="http://schemas.microsoft.com/office/word/2018/wordml/cex" xmlns:w16cid="http://schemas.microsoft.com/office/word/2016/wordml/cid" xmlns:w16="http://schemas.microsoft.com/office/word/2018/wordml" xmlns:w16du="http://schemas.microsoft.com/office/word/2023/wordml/word16du" xmlns:w16sdtdh="http://schemas.microsoft.com/office/word/2020/wordml/sdtdatahash" xmlns:w16sdtfl="http://schemas.microsoft.com/office/word/2024/wordml/sdtformatlock" xmlns:w16se="http://schemas.microsoft.com/office/word/2015/wordml/symex" xmlns:wpg="http://schemas.microsoft.com/office/word/2010/wordprocessingGroup" xmlns:wpi="http://schemas.microsoft.com/office/word/2010/wordprocessingInk" xmlns:wne="http://schemas.microsoft.com/office/word/2006/wordml" xmlns:wps="http://schemas.microsoft.com/office/word/2010/wordprocessingShape" mc:Ignorable="w14 w15 w16se w16cid w16 w16cex w16sdtdh w16sdtfl w16du wp14">
   <w:body>
     <w:p>
       <w:r>
@@ -168,12 +168,12 @@
     </w:p>
     <w:p>
       <w:r>
-        <w:t>Detta dokument behandlar höga naturvärden i avverkningsanmälan A 6073-2026 i Gävle kommun. Denna avverkningsanmälan inkom 2026-01-30 15:55:09 och omfattar 3,3 ha.</w:t>
+        <w:t>Detta dokument behandlar höga naturvärden i avverkningsanmälan A 6073-2026 i Gävle kommun som inkom 2026-01-30 och omfattar 3,3 ha.</w:t>
       </w:r>
     </w:p>
     <w:p>
       <w:r>
-        <w:t>Nedan presenteras fynd av naturvårdsarter och fridlysta arter som gjorts i det avverkningsanmälda området, samt relevanta utdrag ur standarderna för FSC, Chain of Custody, Controlled Wood och PEFC.</w:t>
+        <w:t>Nedan presenteras fynd av naturvårdsarter och fridlysta arter som gjorts i det avverkningsanmälda området, samt relevanta utdrag ur standarderna för FSC, Chain of Custody, Controlled Wood och PEFC. I BILAGA 1 finns artfakta om fridlysta arter.</w:t>
       </w:r>
     </w:p>
     <w:p>
@@ -191,12 +191,15 @@
     </w:p>
     <w:p>
       <w:r>
-        <w:t>I avverkningsanmälan har följande 5 naturvårdsarter hittats: bredbrämad bastardsvärmare (NT), majviva (NT), mindre bastardsvärmare (NT), storfläckig kungsnattslända (NT) och gullviva (§9). Av dessa är 4 rödlistade. För rödlistade arter har rödlistekategorin angivits inom parentes. För fridlysta arter anges även paragrafen i Artskyddsförordningen som arten är fridlyst enligt.</w:t>
+        <w:t>I och inom 8 meter från avverkningsanmälan har följande 7 naturvårdsarter hittats: bredbrämad bastardsvärmare (VU), mindre bastardsvärmare (VU), ängsblåvinge (VU), majviva (NT), storfläckig kungsnattslända (NT), slaguggla (§4) och gullviva (§9). Av dessa är 5 rödlistade. För rödlistade arter har rödlistekategorin angivits inom parentes. För fridlysta arter anges även paragrafen i Artskyddsförordningen som arten är fridlyst enligt.</w:t>
       </w:r>
     </w:p>
     <w:p>
       <w:r>
-        <w:t>De påträffade naturvårdsarterna är ett tydligt kvitto på att detta rör sig om en skog med höga naturvärden. I Figur 1 visas en karta över det avverkningsanmälda området, där samtliga fyndplatser för naturvårdsarter som finns registrerade på Artportalen har markerats.</w:t>
+        <w:t>De påträffade naturvårdsarterna är ett tydligt kvitto på att det rör sig om en skog med höga naturvärden.</w:t>
+      </w:r>
+      <w:r>
+        <w:t xml:space="preserve"> I Figur 1 visas fyndplatser för naturvårdsarter i området, som finns registrerade på Artportalen.</w:t>
       </w:r>
     </w:p>
     <w:p>
@@ -206,7 +209,7 @@
       <w:r>
         <w:drawing>
           <wp:inline xmlns:a="http://schemas.openxmlformats.org/drawingml/2006/main" xmlns:pic="http://schemas.openxmlformats.org/drawingml/2006/picture">
-            <wp:extent cx="5486400" cy="5557584"/>
+            <wp:extent cx="5486400" cy="5399196"/>
             <wp:docPr id="1" name="Picture 1"/>
             <wp:cNvGraphicFramePr>
               <a:graphicFrameLocks noChangeAspect="1"/>
@@ -227,7 +230,7 @@
                   <pic:spPr>
                     <a:xfrm>
                       <a:off x="0" y="0"/>
-                      <a:ext cx="5486400" cy="5557584"/>
+                      <a:ext cx="5486400" cy="5399196"/>
                     </a:xfrm>
                     <a:prstGeom prst="rect"/>
                   </pic:spPr>
@@ -241,14 +244,15 @@
     <w:p>
       <w:pPr>
         <w:pStyle w:val="Caption"/>
+        <w:spacing w:after="240"/>
       </w:pPr>
       <w:r>
-        <w:t>Figur 1. Fyndplatser för naturvårdsarter i det avverkningsanmälda området (röd linje). Markörer utan svart kant är placerade på fyndplatsen. Markörer med svart kant är placerade vid sidan av fyndplatsen och har ett svart streck som visar fyndplatsens exakta position. Kartans mittpunktskoordinat är N 6721830, E 626831 i SWEREF 99 TM.</w:t>
+        <w:t>Figur 1. Fyndplatser för naturvårdsarter i och inom 8 meter från avverkningsanmälan (röd linje). Markörer utan svart kant är placerade på fyndplatsen. Markörer med svart kant är placerade vid sidan av fyndplatsen och har ett svart streck som visar fyndplatsens exakta position. Kartans mittpunktskoordinat är N 6721830, E 626831 i SWEREF 99 TM.</w:t>
       </w:r>
     </w:p>
     <w:p>
       <w:pPr>
-        <w:pStyle w:val="Heading1"/>
+        <w:pStyle w:val="Heading2"/>
       </w:pPr>
       <w:r>
         <w:t>Fridlysta arter</w:t>
@@ -256,7 +260,21 @@
     </w:p>
     <w:p>
       <w:r>
-        <w:t>Följande fridlysta arter har sina livsmiljöer och växtplatser i den avverkningsanmälda skogen: gullviva (§9).</w:t>
+        <w:t>Följande fridlysta arter har sina livsmiljöer och växtplatser i den avverkningsanmälda skogen: slaguggla (§4) och gullviva (§9).</w:t>
+      </w:r>
+    </w:p>
+    <w:p>
+      <w:r>
+        <w:t xml:space="preserve">Observera att medlemsländerna är skyldiga att agera i enlighet med EU:s fågeldirektiv där det uttryckligen står att direktivet gäller för fåglar samt för deras ägg, bon och </w:t>
+      </w:r>
+      <w:r>
+        <w:rPr>
+          <w:b/>
+        </w:rPr>
+        <w:t xml:space="preserve">livsmiljöer </w:t>
+      </w:r>
+      <w:r>
+        <w:t>(artikel 1). Vidare att de åtgärder som vidtas inte får leda till en försämring av den nuvarande situationen beträffande bevarandet av de fågelarter som avses i artikel 1 (artikel 13). Fågeldirektivet är styrande för tillsynsansvariga myndigheters ärendehantering, ställningstaganden och beslutsfattande.</w:t>
       </w:r>
     </w:p>
     <w:p>
@@ -286,6 +304,41 @@
       </w:r>
       <w:r>
         <w:t xml:space="preserve"> (SLU Artdatabanken, 2025).</w:t>
+      </w:r>
+    </w:p>
+    <w:p>
+      <w:r>
+        <w:rPr>
+          <w:b/>
+        </w:rPr>
+        <w:t>Slaguggla (§4)</w:t>
+      </w:r>
+      <w:r>
+        <w:t xml:space="preserve"> är fridlyst enligt 4 § artskyddsförordningen och ingår i bilaga 1 EU:s fågeldirektiv. Tillgången på naturliga boplatser för slaguggla har minskat drastiskt och kommer även att minska i framtiden. Industriskogsbrukets korta omloppstider förhindrar nybildning av grova torrträd och utgör det största hotet mot arten. Skogsbrukets hänsyn måste tillåta att vissa skogsarealer, inte bara av låg bonitet, når mycket hög ålder. Runt boplatsen bör det finnas uppvuxen skog (minst 1 hektar) med träd som kan fungera som sittplatser för de vuxna ugglorna. Träden utgör särskilt viktiga skydd för ungarna att klättra upp i när de lämnar boet, eftersom de inte kan flyga då (SLU Artdatabanken, 2026; Skogsstyrelsen, 2016).</w:t>
+      </w:r>
+    </w:p>
+    <w:p>
+      <w:r>
+        <w:t>I BILAGA 1 finns mer detaljerad information om ekologi samt krav på livsmiljö hos fridlysta arter.</w:t>
+      </w:r>
+    </w:p>
+    <w:p>
+      <w:pPr>
+        <w:pStyle w:val="Heading2"/>
+      </w:pPr>
+      <w:r>
+        <w:t>Övriga naturvårdsarter</w:t>
+      </w:r>
+    </w:p>
+    <w:p>
+      <w:r>
+        <w:rPr>
+          <w:b/>
+        </w:rPr>
+        <w:t>Storfläckig kungsnattslända (NT)</w:t>
+      </w:r>
+      <w:r>
+        <w:t xml:space="preserve"> lever i syrgasrikt rinnande vatten med medelhöga pH-värden, ofta omgivna av tät och skuggande blandskog. Arten hotas sannolikt av försurning och strandnära skogsbruk. Vid de vatten som idag hyser arten bör man bilda blandskogsbevuxna skyddszoner längs stränderna samt undvika reglering (SLU Artdatabanken, 2026).</w:t>
       </w:r>
     </w:p>
     <w:p>
@@ -340,6 +393,22 @@
       <w:r>
         <w:t>I den avverkningsanmälda skogen har fridlysta arter sina livsmiljöer och växtplatser. Att skada de fridlysta arternas livsmiljöer, växtplatser eller ekologiska funktion är inte tillåtet enligt artskyddsförordningen.</w:t>
       </w:r>
+      <w:r>
+        <w:rPr>
+          <w:i/>
+        </w:rPr>
+        <w:t xml:space="preserve"> EU:s medlemsländer och skogsbolag är skyldiga att agera i enlighet med EU:s fågeldirektiv där det uttryckligen står att direktivet gäller för fåglar samt för deras ägg, bon och </w:t>
+      </w:r>
+      <w:r>
+        <w:rPr>
+          <w:b/>
+          <w:i/>
+        </w:rPr>
+        <w:t xml:space="preserve">livsmiljöer </w:t>
+      </w:r>
+      <w:r>
+        <w:t>(artikel 1). Vidare att de åtgärder som vidtas inte får leda till en försämring av den nuvarande situationen beträffande bevarandet av de fågelarter som avses i artikel 1 (artikel 13).</w:t>
+      </w:r>
     </w:p>
     <w:p>
       <w:r>
@@ -378,7 +447,7 @@
         <w:rPr>
           <w:i/>
         </w:rPr>
-        <w:t>I det avverkningsanmälda skogsområdet har 5 naturvårdsarter varav 4 rödlistade arter sina livsmiljöer och växtplatser.</w:t>
+        <w:t>I det avverkningsanmälda skogsområdet har 7 naturvårdsarter varav 5 rödlistade arter sina livsmiljöer och växtplatser.</w:t>
       </w:r>
     </w:p>
     <w:p>
@@ -565,6 +634,73 @@
         <w:t>I den avverkningsanmälda skogen har fridlysta arter sina livsmiljöer och växtplatser. Att skada de fridlysta arternas livsmiljöer, växtplatser eller ekologiska funktion är inte tillåtet enligt artskyddsförordningen</w:t>
       </w:r>
     </w:p>
+    <w:p>
+      <w:r>
+        <w:br w:type="page"/>
+      </w:r>
+    </w:p>
+    <w:p>
+      <w:pPr>
+        <w:pStyle w:val="Title"/>
+      </w:pPr>
+      <w:r>
+        <w:t>BILAGA 1 – Fridlysta arter</w:t>
+      </w:r>
+    </w:p>
+    <w:p>
+      <w:pPr>
+        <w:pStyle w:val="Heading1"/>
+      </w:pPr>
+      <w:r>
+        <w:t>Slaguggla – ekologi samt krav på livsmiljön</w:t>
+      </w:r>
+    </w:p>
+    <w:p>
+      <w:r>
+        <w:t>Slaguggla (§4) är fridlyst enligt 4§ artskyddsförordningen, upptagen i bilaga 1 EU:s fågeldirektiv och bilaga 2 Bernkonventionen samt finns med som prioriterad art i Skogsstyrelsens vägledning för skogsbruket (SKSFS 2011:7). Den häckar i skogsmark, oftast i anslutning till myrar, hyggen och inägor. Arten förekommer från mellersta Sverige norrut till Lule Lappmark och norra Norrbotten. Häckningsrevirets storlek varierar betydligt, från cirka 300 hektar till uppemot 600–700 hektar. De gamla fåglarna är mycket stationära och revirets storlek beror bland annat på närheten till grannrevir och kvaliteten på jaktmarkerna. Spridning av ungfåglar sker 5–70 km från boplatsen, i sällsynta fall kan ungfåglar vandra betydligt längre. Runt boplatsen bör det finnas uppvuxen skog (minst 1 hektar) med träd som kan fungera som sittplatser för de vuxna ugglorna. Träden utgör särskilt viktiga skydd för ungarna att klättra upp i när de lämnar boet, eftersom de inte kan flyga då (SLU Artdatabanken, 2026; Skogsstyrelsen, 2016).</w:t>
+      </w:r>
+    </w:p>
+    <w:p>
+      <w:r>
+        <w:t>Industriskogsbrukets korta omloppstider (100–120 år) förhindrar nybildning av grova torrträd och utgör det största hotet mot arten. Skogsbrukets hänsyn måste tillåta att vissa skogsarealer, inte bara av låg bonitet, når mycket hög ålder. Tillgången på naturliga boplatser för slaguggla har minskat drastiskt och kommer även att minska i framtiden. Detta beror på det moderna skogsbrukets inriktning och metoder som inte längre tillåter utbildandet av träd av de dimensioner som säkerställer nybildning av lämpliga boplatser i form av rötade stammar som kan bilda ”skorstenar” eller större hål i samband med kvistbrott. Som exempel på vad som krävs kan nämnas att tolv, genom dendrokronologisk analys, daterade bebodda torrakstubbar i Hälsingland hade varit döda i 255 år (129–360 år) och var 200–400 år gamla innan de dog. De äldsta tallarna hade alltså börjat växa från begynnelsen av 1300-talet och de yngsta från mitten av 1600-talet (SLU Artdatabanken, 2026).</w:t>
+      </w:r>
+    </w:p>
+    <w:p>
+      <w:pPr>
+        <w:pStyle w:val="Heading2"/>
+      </w:pPr>
+      <w:r>
+        <w:t>Referenser – slaguggla</w:t>
+      </w:r>
+    </w:p>
+    <w:p>
+      <w:r>
+        <w:t xml:space="preserve">Skogsstyrelsen, 2016. </w:t>
+      </w:r>
+      <w:r>
+        <w:rPr>
+          <w:i/>
+        </w:rPr>
+        <w:t xml:space="preserve">Vägledning för hänsyn till fåglar – Slaguggla. </w:t>
+      </w:r>
+      <w:r>
+        <w:t>www.skogsstyrelsen.se</w:t>
+      </w:r>
+    </w:p>
+    <w:p>
+      <w:r>
+        <w:t xml:space="preserve">SLU Artdatabanken, 2026. </w:t>
+      </w:r>
+      <w:r>
+        <w:rPr>
+          <w:i/>
+        </w:rPr>
+        <w:t xml:space="preserve">Artfaktablad. Naturvård – artfakta. </w:t>
+      </w:r>
+      <w:r>
+        <w:t>SLU Artdatabanken, Uppsala</w:t>
+      </w:r>
+    </w:p>
     <w:sectPr>
       <w:headerReference w:type="even" r:id="rId8"/>
       <w:headerReference w:type="default" r:id="rId9"/>
@@ -583,7 +719,7 @@
 </file>
 
 <file path=word/endnotes.xml><?xml version="1.0" encoding="utf-8"?>
-<w:endnotes xmlns:wpc="http://schemas.microsoft.com/office/word/2010/wordprocessingCanvas" xmlns:cx="http://schemas.microsoft.com/office/drawing/2014/chartex" xmlns:cx1="http://schemas.microsoft.com/office/drawing/2015/9/8/chartex" xmlns:cx2="http://schemas.microsoft.com/office/drawing/2015/10/21/chartex" xmlns:cx3="http://schemas.microsoft.com/office/drawing/2016/5/9/chartex" xmlns:cx4="http://schemas.microsoft.com/office/drawing/2016/5/10/chartex" xmlns:cx5="http://schemas.microsoft.com/office/drawing/2016/5/11/chartex" xmlns:cx6="http://schemas.microsoft.com/office/drawing/2016/5/12/chartex" xmlns:cx7="http://schemas.microsoft.com/office/drawing/2016/5/13/chartex" xmlns:cx8="http://schemas.microsoft.com/office/drawing/2016/5/14/chartex" xmlns:mc="http://schemas.openxmlformats.org/markup-compatibility/2006" xmlns:aink="http://schemas.microsoft.com/office/drawing/2016/ink" xmlns:am3d="http://schemas.microsoft.com/office/drawing/2017/model3d" xmlns:o="urn:schemas-microsoft-com:office:office" xmlns:oel="http://schemas.microsoft.com/office/2019/extlst" xmlns:r="http://schemas.openxmlformats.org/officeDocument/2006/relationships" xmlns:m="http://schemas.openxmlformats.org/officeDocument/2006/math" xmlns:v="urn:schemas-microsoft-com:vml" xmlns:wp14="http://schemas.microsoft.com/office/word/2010/wordprocessingDrawing" xmlns:wp="http://schemas.openxmlformats.org/drawingml/2006/wordprocessingDrawing" xmlns:w10="urn:schemas-microsoft-com:office:word" xmlns:w="http://schemas.openxmlformats.org/wordprocessingml/2006/main" xmlns:w14="http://schemas.microsoft.com/office/word/2010/wordml" xmlns:w15="http://schemas.microsoft.com/office/word/2012/wordml" xmlns:w16cex="http://schemas.microsoft.com/office/word/2018/wordml/cex" xmlns:w16cid="http://schemas.microsoft.com/office/word/2016/wordml/cid" xmlns:w16="http://schemas.microsoft.com/office/word/2018/wordml" xmlns:w16sdtdh="http://schemas.microsoft.com/office/word/2020/wordml/sdtdatahash" xmlns:w16se="http://schemas.microsoft.com/office/word/2015/wordml/symex" xmlns:wpg="http://schemas.microsoft.com/office/word/2010/wordprocessingGroup" xmlns:wpi="http://schemas.microsoft.com/office/word/2010/wordprocessingInk" xmlns:wne="http://schemas.microsoft.com/office/word/2006/wordml" xmlns:wps="http://schemas.microsoft.com/office/word/2010/wordprocessingShape" mc:Ignorable="w14 w15 w16se w16cid w16 w16cex w16sdtdh wp14">
+<w:endnotes xmlns:wpc="http://schemas.microsoft.com/office/word/2010/wordprocessingCanvas" xmlns:cx="http://schemas.microsoft.com/office/drawing/2014/chartex" xmlns:cx1="http://schemas.microsoft.com/office/drawing/2015/9/8/chartex" xmlns:cx2="http://schemas.microsoft.com/office/drawing/2015/10/21/chartex" xmlns:cx3="http://schemas.microsoft.com/office/drawing/2016/5/9/chartex" xmlns:cx4="http://schemas.microsoft.com/office/drawing/2016/5/10/chartex" xmlns:cx5="http://schemas.microsoft.com/office/drawing/2016/5/11/chartex" xmlns:cx6="http://schemas.microsoft.com/office/drawing/2016/5/12/chartex" xmlns:cx7="http://schemas.microsoft.com/office/drawing/2016/5/13/chartex" xmlns:cx8="http://schemas.microsoft.com/office/drawing/2016/5/14/chartex" xmlns:mc="http://schemas.openxmlformats.org/markup-compatibility/2006" xmlns:aink="http://schemas.microsoft.com/office/drawing/2016/ink" xmlns:am3d="http://schemas.microsoft.com/office/drawing/2017/model3d" xmlns:o="urn:schemas-microsoft-com:office:office" xmlns:oel="http://schemas.microsoft.com/office/2019/extlst" xmlns:r="http://schemas.openxmlformats.org/officeDocument/2006/relationships" xmlns:m="http://schemas.openxmlformats.org/officeDocument/2006/math" xmlns:v="urn:schemas-microsoft-com:vml" xmlns:wp14="http://schemas.microsoft.com/office/word/2010/wordprocessingDrawing" xmlns:wp="http://schemas.openxmlformats.org/drawingml/2006/wordprocessingDrawing" xmlns:w10="urn:schemas-microsoft-com:office:word" xmlns:w="http://schemas.openxmlformats.org/wordprocessingml/2006/main" xmlns:w14="http://schemas.microsoft.com/office/word/2010/wordml" xmlns:w15="http://schemas.microsoft.com/office/word/2012/wordml" xmlns:w16cex="http://schemas.microsoft.com/office/word/2018/wordml/cex" xmlns:w16cid="http://schemas.microsoft.com/office/word/2016/wordml/cid" xmlns:w16="http://schemas.microsoft.com/office/word/2018/wordml" xmlns:w16du="http://schemas.microsoft.com/office/word/2023/wordml/word16du" xmlns:w16sdtdh="http://schemas.microsoft.com/office/word/2020/wordml/sdtdatahash" xmlns:w16sdtfl="http://schemas.microsoft.com/office/word/2024/wordml/sdtformatlock" xmlns:w16se="http://schemas.microsoft.com/office/word/2015/wordml/symex" xmlns:wpg="http://schemas.microsoft.com/office/word/2010/wordprocessingGroup" xmlns:wpi="http://schemas.microsoft.com/office/word/2010/wordprocessingInk" xmlns:wne="http://schemas.microsoft.com/office/word/2006/wordml" xmlns:wps="http://schemas.microsoft.com/office/word/2010/wordprocessingShape" mc:Ignorable="w14 w15 w16se w16cid w16 w16cex w16sdtdh w16sdtfl w16du wp14">
   <w:endnote w:type="separator" w:id="-1">
     <w:p>
       <w:pPr>
@@ -608,7 +744,7 @@
 </file>
 
 <file path=word/footer1.xml><?xml version="1.0" encoding="utf-8"?>
-<w:ftr xmlns:wpc="http://schemas.microsoft.com/office/word/2010/wordprocessingCanvas" xmlns:cx="http://schemas.microsoft.com/office/drawing/2014/chartex" xmlns:cx1="http://schemas.microsoft.com/office/drawing/2015/9/8/chartex" xmlns:cx2="http://schemas.microsoft.com/office/drawing/2015/10/21/chartex" xmlns:cx3="http://schemas.microsoft.com/office/drawing/2016/5/9/chartex" xmlns:cx4="http://schemas.microsoft.com/office/drawing/2016/5/10/chartex" xmlns:cx5="http://schemas.microsoft.com/office/drawing/2016/5/11/chartex" xmlns:cx6="http://schemas.microsoft.com/office/drawing/2016/5/12/chartex" xmlns:cx7="http://schemas.microsoft.com/office/drawing/2016/5/13/chartex" xmlns:cx8="http://schemas.microsoft.com/office/drawing/2016/5/14/chartex" xmlns:mc="http://schemas.openxmlformats.org/markup-compatibility/2006" xmlns:aink="http://schemas.microsoft.com/office/drawing/2016/ink" xmlns:am3d="http://schemas.microsoft.com/office/drawing/2017/model3d" xmlns:o="urn:schemas-microsoft-com:office:office" xmlns:oel="http://schemas.microsoft.com/office/2019/extlst" xmlns:r="http://schemas.openxmlformats.org/officeDocument/2006/relationships" xmlns:m="http://schemas.openxmlformats.org/officeDocument/2006/math" xmlns:v="urn:schemas-microsoft-com:vml" xmlns:wp14="http://schemas.microsoft.com/office/word/2010/wordprocessingDrawing" xmlns:wp="http://schemas.openxmlformats.org/drawingml/2006/wordprocessingDrawing" xmlns:w10="urn:schemas-microsoft-com:office:word" xmlns:w="http://schemas.openxmlformats.org/wordprocessingml/2006/main" xmlns:w14="http://schemas.microsoft.com/office/word/2010/wordml" xmlns:w15="http://schemas.microsoft.com/office/word/2012/wordml" xmlns:w16cex="http://schemas.microsoft.com/office/word/2018/wordml/cex" xmlns:w16cid="http://schemas.microsoft.com/office/word/2016/wordml/cid" xmlns:w16="http://schemas.microsoft.com/office/word/2018/wordml" xmlns:w16sdtdh="http://schemas.microsoft.com/office/word/2020/wordml/sdtdatahash" xmlns:w16se="http://schemas.microsoft.com/office/word/2015/wordml/symex" xmlns:wpg="http://schemas.microsoft.com/office/word/2010/wordprocessingGroup" xmlns:wpi="http://schemas.microsoft.com/office/word/2010/wordprocessingInk" xmlns:wne="http://schemas.microsoft.com/office/word/2006/wordml" xmlns:wps="http://schemas.microsoft.com/office/word/2010/wordprocessingShape" mc:Ignorable="w14 w15 w16se w16cid w16 w16cex w16sdtdh wp14">
+<w:ftr xmlns:wpc="http://schemas.microsoft.com/office/word/2010/wordprocessingCanvas" xmlns:cx="http://schemas.microsoft.com/office/drawing/2014/chartex" xmlns:cx1="http://schemas.microsoft.com/office/drawing/2015/9/8/chartex" xmlns:cx2="http://schemas.microsoft.com/office/drawing/2015/10/21/chartex" xmlns:cx3="http://schemas.microsoft.com/office/drawing/2016/5/9/chartex" xmlns:cx4="http://schemas.microsoft.com/office/drawing/2016/5/10/chartex" xmlns:cx5="http://schemas.microsoft.com/office/drawing/2016/5/11/chartex" xmlns:cx6="http://schemas.microsoft.com/office/drawing/2016/5/12/chartex" xmlns:cx7="http://schemas.microsoft.com/office/drawing/2016/5/13/chartex" xmlns:cx8="http://schemas.microsoft.com/office/drawing/2016/5/14/chartex" xmlns:mc="http://schemas.openxmlformats.org/markup-compatibility/2006" xmlns:aink="http://schemas.microsoft.com/office/drawing/2016/ink" xmlns:am3d="http://schemas.microsoft.com/office/drawing/2017/model3d" xmlns:o="urn:schemas-microsoft-com:office:office" xmlns:oel="http://schemas.microsoft.com/office/2019/extlst" xmlns:r="http://schemas.openxmlformats.org/officeDocument/2006/relationships" xmlns:m="http://schemas.openxmlformats.org/officeDocument/2006/math" xmlns:v="urn:schemas-microsoft-com:vml" xmlns:wp14="http://schemas.microsoft.com/office/word/2010/wordprocessingDrawing" xmlns:wp="http://schemas.openxmlformats.org/drawingml/2006/wordprocessingDrawing" xmlns:w10="urn:schemas-microsoft-com:office:word" xmlns:w="http://schemas.openxmlformats.org/wordprocessingml/2006/main" xmlns:w14="http://schemas.microsoft.com/office/word/2010/wordml" xmlns:w15="http://schemas.microsoft.com/office/word/2012/wordml" xmlns:w16cex="http://schemas.microsoft.com/office/word/2018/wordml/cex" xmlns:w16cid="http://schemas.microsoft.com/office/word/2016/wordml/cid" xmlns:w16="http://schemas.microsoft.com/office/word/2018/wordml" xmlns:w16du="http://schemas.microsoft.com/office/word/2023/wordml/word16du" xmlns:w16sdtdh="http://schemas.microsoft.com/office/word/2020/wordml/sdtdatahash" xmlns:w16sdtfl="http://schemas.microsoft.com/office/word/2024/wordml/sdtformatlock" xmlns:w16se="http://schemas.microsoft.com/office/word/2015/wordml/symex" xmlns:wpg="http://schemas.microsoft.com/office/word/2010/wordprocessingGroup" xmlns:wpi="http://schemas.microsoft.com/office/word/2010/wordprocessingInk" xmlns:wne="http://schemas.microsoft.com/office/word/2006/wordml" xmlns:wps="http://schemas.microsoft.com/office/word/2010/wordprocessingShape" mc:Ignorable="w14 w15 w16se w16cid w16 w16cex w16sdtdh w16sdtfl w16du wp14">
   <w:p>
     <w:pPr>
       <w:pStyle w:val="Footer"/>
@@ -618,7 +754,7 @@
 </file>
 
 <file path=word/footer2.xml><?xml version="1.0" encoding="utf-8"?>
-<w:ftr xmlns:wpc="http://schemas.microsoft.com/office/word/2010/wordprocessingCanvas" xmlns:cx="http://schemas.microsoft.com/office/drawing/2014/chartex" xmlns:cx1="http://schemas.microsoft.com/office/drawing/2015/9/8/chartex" xmlns:cx2="http://schemas.microsoft.com/office/drawing/2015/10/21/chartex" xmlns:cx3="http://schemas.microsoft.com/office/drawing/2016/5/9/chartex" xmlns:cx4="http://schemas.microsoft.com/office/drawing/2016/5/10/chartex" xmlns:cx5="http://schemas.microsoft.com/office/drawing/2016/5/11/chartex" xmlns:cx6="http://schemas.microsoft.com/office/drawing/2016/5/12/chartex" xmlns:cx7="http://schemas.microsoft.com/office/drawing/2016/5/13/chartex" xmlns:cx8="http://schemas.microsoft.com/office/drawing/2016/5/14/chartex" xmlns:mc="http://schemas.openxmlformats.org/markup-compatibility/2006" xmlns:aink="http://schemas.microsoft.com/office/drawing/2016/ink" xmlns:am3d="http://schemas.microsoft.com/office/drawing/2017/model3d" xmlns:o="urn:schemas-microsoft-com:office:office" xmlns:oel="http://schemas.microsoft.com/office/2019/extlst" xmlns:r="http://schemas.openxmlformats.org/officeDocument/2006/relationships" xmlns:m="http://schemas.openxmlformats.org/officeDocument/2006/math" xmlns:v="urn:schemas-microsoft-com:vml" xmlns:wp14="http://schemas.microsoft.com/office/word/2010/wordprocessingDrawing" xmlns:wp="http://schemas.openxmlformats.org/drawingml/2006/wordprocessingDrawing" xmlns:w10="urn:schemas-microsoft-com:office:word" xmlns:w="http://schemas.openxmlformats.org/wordprocessingml/2006/main" xmlns:w14="http://schemas.microsoft.com/office/word/2010/wordml" xmlns:w15="http://schemas.microsoft.com/office/word/2012/wordml" xmlns:w16cex="http://schemas.microsoft.com/office/word/2018/wordml/cex" xmlns:w16cid="http://schemas.microsoft.com/office/word/2016/wordml/cid" xmlns:w16="http://schemas.microsoft.com/office/word/2018/wordml" xmlns:w16sdtdh="http://schemas.microsoft.com/office/word/2020/wordml/sdtdatahash" xmlns:w16se="http://schemas.microsoft.com/office/word/2015/wordml/symex" xmlns:wpg="http://schemas.microsoft.com/office/word/2010/wordprocessingGroup" xmlns:wpi="http://schemas.microsoft.com/office/word/2010/wordprocessingInk" xmlns:wne="http://schemas.microsoft.com/office/word/2006/wordml" xmlns:wps="http://schemas.microsoft.com/office/word/2010/wordprocessingShape" mc:Ignorable="w14 w15 w16se w16cid w16 w16cex w16sdtdh wp14">
+<w:ftr xmlns:wpc="http://schemas.microsoft.com/office/word/2010/wordprocessingCanvas" xmlns:cx="http://schemas.microsoft.com/office/drawing/2014/chartex" xmlns:cx1="http://schemas.microsoft.com/office/drawing/2015/9/8/chartex" xmlns:cx2="http://schemas.microsoft.com/office/drawing/2015/10/21/chartex" xmlns:cx3="http://schemas.microsoft.com/office/drawing/2016/5/9/chartex" xmlns:cx4="http://schemas.microsoft.com/office/drawing/2016/5/10/chartex" xmlns:cx5="http://schemas.microsoft.com/office/drawing/2016/5/11/chartex" xmlns:cx6="http://schemas.microsoft.com/office/drawing/2016/5/12/chartex" xmlns:cx7="http://schemas.microsoft.com/office/drawing/2016/5/13/chartex" xmlns:cx8="http://schemas.microsoft.com/office/drawing/2016/5/14/chartex" xmlns:mc="http://schemas.openxmlformats.org/markup-compatibility/2006" xmlns:aink="http://schemas.microsoft.com/office/drawing/2016/ink" xmlns:am3d="http://schemas.microsoft.com/office/drawing/2017/model3d" xmlns:o="urn:schemas-microsoft-com:office:office" xmlns:oel="http://schemas.microsoft.com/office/2019/extlst" xmlns:r="http://schemas.openxmlformats.org/officeDocument/2006/relationships" xmlns:m="http://schemas.openxmlformats.org/officeDocument/2006/math" xmlns:v="urn:schemas-microsoft-com:vml" xmlns:wp14="http://schemas.microsoft.com/office/word/2010/wordprocessingDrawing" xmlns:wp="http://schemas.openxmlformats.org/drawingml/2006/wordprocessingDrawing" xmlns:w10="urn:schemas-microsoft-com:office:word" xmlns:w="http://schemas.openxmlformats.org/wordprocessingml/2006/main" xmlns:w14="http://schemas.microsoft.com/office/word/2010/wordml" xmlns:w15="http://schemas.microsoft.com/office/word/2012/wordml" xmlns:w16cex="http://schemas.microsoft.com/office/word/2018/wordml/cex" xmlns:w16cid="http://schemas.microsoft.com/office/word/2016/wordml/cid" xmlns:w16="http://schemas.microsoft.com/office/word/2018/wordml" xmlns:w16du="http://schemas.microsoft.com/office/word/2023/wordml/word16du" xmlns:w16sdtdh="http://schemas.microsoft.com/office/word/2020/wordml/sdtdatahash" xmlns:w16sdtfl="http://schemas.microsoft.com/office/word/2024/wordml/sdtformatlock" xmlns:w16se="http://schemas.microsoft.com/office/word/2015/wordml/symex" xmlns:wpg="http://schemas.microsoft.com/office/word/2010/wordprocessingGroup" xmlns:wpi="http://schemas.microsoft.com/office/word/2010/wordprocessingInk" xmlns:wne="http://schemas.microsoft.com/office/word/2006/wordml" xmlns:wps="http://schemas.microsoft.com/office/word/2010/wordprocessingShape" mc:Ignorable="w14 w15 w16se w16cid w16 w16cex w16sdtdh w16sdtfl w16du wp14">
   <w:p>
     <w:pPr>
       <w:pStyle w:val="Footer"/>
@@ -628,7 +764,7 @@
 </file>
 
 <file path=word/footer3.xml><?xml version="1.0" encoding="utf-8"?>
-<w:ftr xmlns:wpc="http://schemas.microsoft.com/office/word/2010/wordprocessingCanvas" xmlns:cx="http://schemas.microsoft.com/office/drawing/2014/chartex" xmlns:cx1="http://schemas.microsoft.com/office/drawing/2015/9/8/chartex" xmlns:cx2="http://schemas.microsoft.com/office/drawing/2015/10/21/chartex" xmlns:cx3="http://schemas.microsoft.com/office/drawing/2016/5/9/chartex" xmlns:cx4="http://schemas.microsoft.com/office/drawing/2016/5/10/chartex" xmlns:cx5="http://schemas.microsoft.com/office/drawing/2016/5/11/chartex" xmlns:cx6="http://schemas.microsoft.com/office/drawing/2016/5/12/chartex" xmlns:cx7="http://schemas.microsoft.com/office/drawing/2016/5/13/chartex" xmlns:cx8="http://schemas.microsoft.com/office/drawing/2016/5/14/chartex" xmlns:mc="http://schemas.openxmlformats.org/markup-compatibility/2006" xmlns:aink="http://schemas.microsoft.com/office/drawing/2016/ink" xmlns:am3d="http://schemas.microsoft.com/office/drawing/2017/model3d" xmlns:o="urn:schemas-microsoft-com:office:office" xmlns:oel="http://schemas.microsoft.com/office/2019/extlst" xmlns:r="http://schemas.openxmlformats.org/officeDocument/2006/relationships" xmlns:m="http://schemas.openxmlformats.org/officeDocument/2006/math" xmlns:v="urn:schemas-microsoft-com:vml" xmlns:wp14="http://schemas.microsoft.com/office/word/2010/wordprocessingDrawing" xmlns:wp="http://schemas.openxmlformats.org/drawingml/2006/wordprocessingDrawing" xmlns:w10="urn:schemas-microsoft-com:office:word" xmlns:w="http://schemas.openxmlformats.org/wordprocessingml/2006/main" xmlns:w14="http://schemas.microsoft.com/office/word/2010/wordml" xmlns:w15="http://schemas.microsoft.com/office/word/2012/wordml" xmlns:w16cex="http://schemas.microsoft.com/office/word/2018/wordml/cex" xmlns:w16cid="http://schemas.microsoft.com/office/word/2016/wordml/cid" xmlns:w16="http://schemas.microsoft.com/office/word/2018/wordml" xmlns:w16sdtdh="http://schemas.microsoft.com/office/word/2020/wordml/sdtdatahash" xmlns:w16se="http://schemas.microsoft.com/office/word/2015/wordml/symex" xmlns:wpg="http://schemas.microsoft.com/office/word/2010/wordprocessingGroup" xmlns:wpi="http://schemas.microsoft.com/office/word/2010/wordprocessingInk" xmlns:wne="http://schemas.microsoft.com/office/word/2006/wordml" xmlns:wps="http://schemas.microsoft.com/office/word/2010/wordprocessingShape" mc:Ignorable="w14 w15 w16se w16cid w16 w16cex w16sdtdh wp14">
+<w:ftr xmlns:wpc="http://schemas.microsoft.com/office/word/2010/wordprocessingCanvas" xmlns:cx="http://schemas.microsoft.com/office/drawing/2014/chartex" xmlns:cx1="http://schemas.microsoft.com/office/drawing/2015/9/8/chartex" xmlns:cx2="http://schemas.microsoft.com/office/drawing/2015/10/21/chartex" xmlns:cx3="http://schemas.microsoft.com/office/drawing/2016/5/9/chartex" xmlns:cx4="http://schemas.microsoft.com/office/drawing/2016/5/10/chartex" xmlns:cx5="http://schemas.microsoft.com/office/drawing/2016/5/11/chartex" xmlns:cx6="http://schemas.microsoft.com/office/drawing/2016/5/12/chartex" xmlns:cx7="http://schemas.microsoft.com/office/drawing/2016/5/13/chartex" xmlns:cx8="http://schemas.microsoft.com/office/drawing/2016/5/14/chartex" xmlns:mc="http://schemas.openxmlformats.org/markup-compatibility/2006" xmlns:aink="http://schemas.microsoft.com/office/drawing/2016/ink" xmlns:am3d="http://schemas.microsoft.com/office/drawing/2017/model3d" xmlns:o="urn:schemas-microsoft-com:office:office" xmlns:oel="http://schemas.microsoft.com/office/2019/extlst" xmlns:r="http://schemas.openxmlformats.org/officeDocument/2006/relationships" xmlns:m="http://schemas.openxmlformats.org/officeDocument/2006/math" xmlns:v="urn:schemas-microsoft-com:vml" xmlns:wp14="http://schemas.microsoft.com/office/word/2010/wordprocessingDrawing" xmlns:wp="http://schemas.openxmlformats.org/drawingml/2006/wordprocessingDrawing" xmlns:w10="urn:schemas-microsoft-com:office:word" xmlns:w="http://schemas.openxmlformats.org/wordprocessingml/2006/main" xmlns:w14="http://schemas.microsoft.com/office/word/2010/wordml" xmlns:w15="http://schemas.microsoft.com/office/word/2012/wordml" xmlns:w16cex="http://schemas.microsoft.com/office/word/2018/wordml/cex" xmlns:w16cid="http://schemas.microsoft.com/office/word/2016/wordml/cid" xmlns:w16="http://schemas.microsoft.com/office/word/2018/wordml" xmlns:w16du="http://schemas.microsoft.com/office/word/2023/wordml/word16du" xmlns:w16sdtdh="http://schemas.microsoft.com/office/word/2020/wordml/sdtdatahash" xmlns:w16sdtfl="http://schemas.microsoft.com/office/word/2024/wordml/sdtformatlock" xmlns:w16se="http://schemas.microsoft.com/office/word/2015/wordml/symex" xmlns:wpg="http://schemas.microsoft.com/office/word/2010/wordprocessingGroup" xmlns:wpi="http://schemas.microsoft.com/office/word/2010/wordprocessingInk" xmlns:wne="http://schemas.microsoft.com/office/word/2006/wordml" xmlns:wps="http://schemas.microsoft.com/office/word/2010/wordprocessingShape" mc:Ignorable="w14 w15 w16se w16cid w16 w16cex w16sdtdh w16sdtfl w16du wp14">
   <w:p>
     <w:pPr>
       <w:pStyle w:val="Footer"/>
@@ -638,7 +774,7 @@
 </file>
 
 <file path=word/footnotes.xml><?xml version="1.0" encoding="utf-8"?>
-<w:footnotes xmlns:wpc="http://schemas.microsoft.com/office/word/2010/wordprocessingCanvas" xmlns:cx="http://schemas.microsoft.com/office/drawing/2014/chartex" xmlns:cx1="http://schemas.microsoft.com/office/drawing/2015/9/8/chartex" xmlns:cx2="http://schemas.microsoft.com/office/drawing/2015/10/21/chartex" xmlns:cx3="http://schemas.microsoft.com/office/drawing/2016/5/9/chartex" xmlns:cx4="http://schemas.microsoft.com/office/drawing/2016/5/10/chartex" xmlns:cx5="http://schemas.microsoft.com/office/drawing/2016/5/11/chartex" xmlns:cx6="http://schemas.microsoft.com/office/drawing/2016/5/12/chartex" xmlns:cx7="http://schemas.microsoft.com/office/drawing/2016/5/13/chartex" xmlns:cx8="http://schemas.microsoft.com/office/drawing/2016/5/14/chartex" xmlns:mc="http://schemas.openxmlformats.org/markup-compatibility/2006" xmlns:aink="http://schemas.microsoft.com/office/drawing/2016/ink" xmlns:am3d="http://schemas.microsoft.com/office/drawing/2017/model3d" xmlns:o="urn:schemas-microsoft-com:office:office" xmlns:oel="http://schemas.microsoft.com/office/2019/extlst" xmlns:r="http://schemas.openxmlformats.org/officeDocument/2006/relationships" xmlns:m="http://schemas.openxmlformats.org/officeDocument/2006/math" xmlns:v="urn:schemas-microsoft-com:vml" xmlns:wp14="http://schemas.microsoft.com/office/word/2010/wordprocessingDrawing" xmlns:wp="http://schemas.openxmlformats.org/drawingml/2006/wordprocessingDrawing" xmlns:w10="urn:schemas-microsoft-com:office:word" xmlns:w="http://schemas.openxmlformats.org/wordprocessingml/2006/main" xmlns:w14="http://schemas.microsoft.com/office/word/2010/wordml" xmlns:w15="http://schemas.microsoft.com/office/word/2012/wordml" xmlns:w16cex="http://schemas.microsoft.com/office/word/2018/wordml/cex" xmlns:w16cid="http://schemas.microsoft.com/office/word/2016/wordml/cid" xmlns:w16="http://schemas.microsoft.com/office/word/2018/wordml" xmlns:w16sdtdh="http://schemas.microsoft.com/office/word/2020/wordml/sdtdatahash" xmlns:w16se="http://schemas.microsoft.com/office/word/2015/wordml/symex" xmlns:wpg="http://schemas.microsoft.com/office/word/2010/wordprocessingGroup" xmlns:wpi="http://schemas.microsoft.com/office/word/2010/wordprocessingInk" xmlns:wne="http://schemas.microsoft.com/office/word/2006/wordml" xmlns:wps="http://schemas.microsoft.com/office/word/2010/wordprocessingShape" mc:Ignorable="w14 w15 w16se w16cid w16 w16cex w16sdtdh wp14">
+<w:footnotes xmlns:wpc="http://schemas.microsoft.com/office/word/2010/wordprocessingCanvas" xmlns:cx="http://schemas.microsoft.com/office/drawing/2014/chartex" xmlns:cx1="http://schemas.microsoft.com/office/drawing/2015/9/8/chartex" xmlns:cx2="http://schemas.microsoft.com/office/drawing/2015/10/21/chartex" xmlns:cx3="http://schemas.microsoft.com/office/drawing/2016/5/9/chartex" xmlns:cx4="http://schemas.microsoft.com/office/drawing/2016/5/10/chartex" xmlns:cx5="http://schemas.microsoft.com/office/drawing/2016/5/11/chartex" xmlns:cx6="http://schemas.microsoft.com/office/drawing/2016/5/12/chartex" xmlns:cx7="http://schemas.microsoft.com/office/drawing/2016/5/13/chartex" xmlns:cx8="http://schemas.microsoft.com/office/drawing/2016/5/14/chartex" xmlns:mc="http://schemas.openxmlformats.org/markup-compatibility/2006" xmlns:aink="http://schemas.microsoft.com/office/drawing/2016/ink" xmlns:am3d="http://schemas.microsoft.com/office/drawing/2017/model3d" xmlns:o="urn:schemas-microsoft-com:office:office" xmlns:oel="http://schemas.microsoft.com/office/2019/extlst" xmlns:r="http://schemas.openxmlformats.org/officeDocument/2006/relationships" xmlns:m="http://schemas.openxmlformats.org/officeDocument/2006/math" xmlns:v="urn:schemas-microsoft-com:vml" xmlns:wp14="http://schemas.microsoft.com/office/word/2010/wordprocessingDrawing" xmlns:wp="http://schemas.openxmlformats.org/drawingml/2006/wordprocessingDrawing" xmlns:w10="urn:schemas-microsoft-com:office:word" xmlns:w="http://schemas.openxmlformats.org/wordprocessingml/2006/main" xmlns:w14="http://schemas.microsoft.com/office/word/2010/wordml" xmlns:w15="http://schemas.microsoft.com/office/word/2012/wordml" xmlns:w16cex="http://schemas.microsoft.com/office/word/2018/wordml/cex" xmlns:w16cid="http://schemas.microsoft.com/office/word/2016/wordml/cid" xmlns:w16="http://schemas.microsoft.com/office/word/2018/wordml" xmlns:w16du="http://schemas.microsoft.com/office/word/2023/wordml/word16du" xmlns:w16sdtdh="http://schemas.microsoft.com/office/word/2020/wordml/sdtdatahash" xmlns:w16sdtfl="http://schemas.microsoft.com/office/word/2024/wordml/sdtformatlock" xmlns:w16se="http://schemas.microsoft.com/office/word/2015/wordml/symex" xmlns:wpg="http://schemas.microsoft.com/office/word/2010/wordprocessingGroup" xmlns:wpi="http://schemas.microsoft.com/office/word/2010/wordprocessingInk" xmlns:wne="http://schemas.microsoft.com/office/word/2006/wordml" xmlns:wps="http://schemas.microsoft.com/office/word/2010/wordprocessingShape" mc:Ignorable="w14 w15 w16se w16cid w16 w16cex w16sdtdh w16sdtfl w16du wp14">
   <w:footnote w:type="separator" w:id="-1">
     <w:p>
       <w:pPr>
@@ -663,7 +799,7 @@
 </file>
 
 <file path=word/header1.xml><?xml version="1.0" encoding="utf-8"?>
-<w:hdr xmlns:wpc="http://schemas.microsoft.com/office/word/2010/wordprocessingCanvas" xmlns:cx="http://schemas.microsoft.com/office/drawing/2014/chartex" xmlns:cx1="http://schemas.microsoft.com/office/drawing/2015/9/8/chartex" xmlns:cx2="http://schemas.microsoft.com/office/drawing/2015/10/21/chartex" xmlns:cx3="http://schemas.microsoft.com/office/drawing/2016/5/9/chartex" xmlns:cx4="http://schemas.microsoft.com/office/drawing/2016/5/10/chartex" xmlns:cx5="http://schemas.microsoft.com/office/drawing/2016/5/11/chartex" xmlns:cx6="http://schemas.microsoft.com/office/drawing/2016/5/12/chartex" xmlns:cx7="http://schemas.microsoft.com/office/drawing/2016/5/13/chartex" xmlns:cx8="http://schemas.microsoft.com/office/drawing/2016/5/14/chartex" xmlns:mc="http://schemas.openxmlformats.org/markup-compatibility/2006" xmlns:aink="http://schemas.microsoft.com/office/drawing/2016/ink" xmlns:am3d="http://schemas.microsoft.com/office/drawing/2017/model3d" xmlns:o="urn:schemas-microsoft-com:office:office" xmlns:oel="http://schemas.microsoft.com/office/2019/extlst" xmlns:r="http://schemas.openxmlformats.org/officeDocument/2006/relationships" xmlns:m="http://schemas.openxmlformats.org/officeDocument/2006/math" xmlns:v="urn:schemas-microsoft-com:vml" xmlns:wp14="http://schemas.microsoft.com/office/word/2010/wordprocessingDrawing" xmlns:wp="http://schemas.openxmlformats.org/drawingml/2006/wordprocessingDrawing" xmlns:w10="urn:schemas-microsoft-com:office:word" xmlns:w="http://schemas.openxmlformats.org/wordprocessingml/2006/main" xmlns:w14="http://schemas.microsoft.com/office/word/2010/wordml" xmlns:w15="http://schemas.microsoft.com/office/word/2012/wordml" xmlns:w16cex="http://schemas.microsoft.com/office/word/2018/wordml/cex" xmlns:w16cid="http://schemas.microsoft.com/office/word/2016/wordml/cid" xmlns:w16="http://schemas.microsoft.com/office/word/2018/wordml" xmlns:w16sdtdh="http://schemas.microsoft.com/office/word/2020/wordml/sdtdatahash" xmlns:w16se="http://schemas.microsoft.com/office/word/2015/wordml/symex" xmlns:wpg="http://schemas.microsoft.com/office/word/2010/wordprocessingGroup" xmlns:wpi="http://schemas.microsoft.com/office/word/2010/wordprocessingInk" xmlns:wne="http://schemas.microsoft.com/office/word/2006/wordml" xmlns:wps="http://schemas.microsoft.com/office/word/2010/wordprocessingShape" mc:Ignorable="w14 w15 w16se w16cid w16 w16cex w16sdtdh wp14">
+<w:hdr xmlns:wpc="http://schemas.microsoft.com/office/word/2010/wordprocessingCanvas" xmlns:cx="http://schemas.microsoft.com/office/drawing/2014/chartex" xmlns:cx1="http://schemas.microsoft.com/office/drawing/2015/9/8/chartex" xmlns:cx2="http://schemas.microsoft.com/office/drawing/2015/10/21/chartex" xmlns:cx3="http://schemas.microsoft.com/office/drawing/2016/5/9/chartex" xmlns:cx4="http://schemas.microsoft.com/office/drawing/2016/5/10/chartex" xmlns:cx5="http://schemas.microsoft.com/office/drawing/2016/5/11/chartex" xmlns:cx6="http://schemas.microsoft.com/office/drawing/2016/5/12/chartex" xmlns:cx7="http://schemas.microsoft.com/office/drawing/2016/5/13/chartex" xmlns:cx8="http://schemas.microsoft.com/office/drawing/2016/5/14/chartex" xmlns:mc="http://schemas.openxmlformats.org/markup-compatibility/2006" xmlns:aink="http://schemas.microsoft.com/office/drawing/2016/ink" xmlns:am3d="http://schemas.microsoft.com/office/drawing/2017/model3d" xmlns:o="urn:schemas-microsoft-com:office:office" xmlns:oel="http://schemas.microsoft.com/office/2019/extlst" xmlns:r="http://schemas.openxmlformats.org/officeDocument/2006/relationships" xmlns:m="http://schemas.openxmlformats.org/officeDocument/2006/math" xmlns:v="urn:schemas-microsoft-com:vml" xmlns:wp14="http://schemas.microsoft.com/office/word/2010/wordprocessingDrawing" xmlns:wp="http://schemas.openxmlformats.org/drawingml/2006/wordprocessingDrawing" xmlns:w10="urn:schemas-microsoft-com:office:word" xmlns:w="http://schemas.openxmlformats.org/wordprocessingml/2006/main" xmlns:w14="http://schemas.microsoft.com/office/word/2010/wordml" xmlns:w15="http://schemas.microsoft.com/office/word/2012/wordml" xmlns:w16cex="http://schemas.microsoft.com/office/word/2018/wordml/cex" xmlns:w16cid="http://schemas.microsoft.com/office/word/2016/wordml/cid" xmlns:w16="http://schemas.microsoft.com/office/word/2018/wordml" xmlns:w16du="http://schemas.microsoft.com/office/word/2023/wordml/word16du" xmlns:w16sdtdh="http://schemas.microsoft.com/office/word/2020/wordml/sdtdatahash" xmlns:w16sdtfl="http://schemas.microsoft.com/office/word/2024/wordml/sdtformatlock" xmlns:w16se="http://schemas.microsoft.com/office/word/2015/wordml/symex" xmlns:wpg="http://schemas.microsoft.com/office/word/2010/wordprocessingGroup" xmlns:wpi="http://schemas.microsoft.com/office/word/2010/wordprocessingInk" xmlns:wne="http://schemas.microsoft.com/office/word/2006/wordml" xmlns:wps="http://schemas.microsoft.com/office/word/2010/wordprocessingShape" mc:Ignorable="w14 w15 w16se w16cid w16 w16cex w16sdtdh w16sdtfl w16du wp14">
   <w:p>
     <w:pPr>
       <w:pStyle w:val="Header"/>
@@ -673,7 +809,7 @@
 </file>
 
 <file path=word/header2.xml><?xml version="1.0" encoding="utf-8"?>
-<w:hdr xmlns:wpc="http://schemas.microsoft.com/office/word/2010/wordprocessingCanvas" xmlns:cx="http://schemas.microsoft.com/office/drawing/2014/chartex" xmlns:cx1="http://schemas.microsoft.com/office/drawing/2015/9/8/chartex" xmlns:cx2="http://schemas.microsoft.com/office/drawing/2015/10/21/chartex" xmlns:cx3="http://schemas.microsoft.com/office/drawing/2016/5/9/chartex" xmlns:cx4="http://schemas.microsoft.com/office/drawing/2016/5/10/chartex" xmlns:cx5="http://schemas.microsoft.com/office/drawing/2016/5/11/chartex" xmlns:cx6="http://schemas.microsoft.com/office/drawing/2016/5/12/chartex" xmlns:cx7="http://schemas.microsoft.com/office/drawing/2016/5/13/chartex" xmlns:cx8="http://schemas.microsoft.com/office/drawing/2016/5/14/chartex" xmlns:mc="http://schemas.openxmlformats.org/markup-compatibility/2006" xmlns:aink="http://schemas.microsoft.com/office/drawing/2016/ink" xmlns:am3d="http://schemas.microsoft.com/office/drawing/2017/model3d" xmlns:o="urn:schemas-microsoft-com:office:office" xmlns:oel="http://schemas.microsoft.com/office/2019/extlst" xmlns:r="http://schemas.openxmlformats.org/officeDocument/2006/relationships" xmlns:m="http://schemas.openxmlformats.org/officeDocument/2006/math" xmlns:v="urn:schemas-microsoft-com:vml" xmlns:wp14="http://schemas.microsoft.com/office/word/2010/wordprocessingDrawing" xmlns:wp="http://schemas.openxmlformats.org/drawingml/2006/wordprocessingDrawing" xmlns:w10="urn:schemas-microsoft-com:office:word" xmlns:w="http://schemas.openxmlformats.org/wordprocessingml/2006/main" xmlns:w14="http://schemas.microsoft.com/office/word/2010/wordml" xmlns:w15="http://schemas.microsoft.com/office/word/2012/wordml" xmlns:w16cex="http://schemas.microsoft.com/office/word/2018/wordml/cex" xmlns:w16cid="http://schemas.microsoft.com/office/word/2016/wordml/cid" xmlns:w16="http://schemas.microsoft.com/office/word/2018/wordml" xmlns:w16sdtdh="http://schemas.microsoft.com/office/word/2020/wordml/sdtdatahash" xmlns:w16se="http://schemas.microsoft.com/office/word/2015/wordml/symex" xmlns:wpg="http://schemas.microsoft.com/office/word/2010/wordprocessingGroup" xmlns:wpi="http://schemas.microsoft.com/office/word/2010/wordprocessingInk" xmlns:wne="http://schemas.microsoft.com/office/word/2006/wordml" xmlns:wps="http://schemas.microsoft.com/office/word/2010/wordprocessingShape" mc:Ignorable="w14 w15 w16se w16cid w16 w16cex w16sdtdh wp14">
+<w:hdr xmlns:wpc="http://schemas.microsoft.com/office/word/2010/wordprocessingCanvas" xmlns:cx="http://schemas.microsoft.com/office/drawing/2014/chartex" xmlns:cx1="http://schemas.microsoft.com/office/drawing/2015/9/8/chartex" xmlns:cx2="http://schemas.microsoft.com/office/drawing/2015/10/21/chartex" xmlns:cx3="http://schemas.microsoft.com/office/drawing/2016/5/9/chartex" xmlns:cx4="http://schemas.microsoft.com/office/drawing/2016/5/10/chartex" xmlns:cx5="http://schemas.microsoft.com/office/drawing/2016/5/11/chartex" xmlns:cx6="http://schemas.microsoft.com/office/drawing/2016/5/12/chartex" xmlns:cx7="http://schemas.microsoft.com/office/drawing/2016/5/13/chartex" xmlns:cx8="http://schemas.microsoft.com/office/drawing/2016/5/14/chartex" xmlns:mc="http://schemas.openxmlformats.org/markup-compatibility/2006" xmlns:aink="http://schemas.microsoft.com/office/drawing/2016/ink" xmlns:am3d="http://schemas.microsoft.com/office/drawing/2017/model3d" xmlns:o="urn:schemas-microsoft-com:office:office" xmlns:oel="http://schemas.microsoft.com/office/2019/extlst" xmlns:r="http://schemas.openxmlformats.org/officeDocument/2006/relationships" xmlns:m="http://schemas.openxmlformats.org/officeDocument/2006/math" xmlns:v="urn:schemas-microsoft-com:vml" xmlns:wp14="http://schemas.microsoft.com/office/word/2010/wordprocessingDrawing" xmlns:wp="http://schemas.openxmlformats.org/drawingml/2006/wordprocessingDrawing" xmlns:w10="urn:schemas-microsoft-com:office:word" xmlns:w="http://schemas.openxmlformats.org/wordprocessingml/2006/main" xmlns:w14="http://schemas.microsoft.com/office/word/2010/wordml" xmlns:w15="http://schemas.microsoft.com/office/word/2012/wordml" xmlns:w16cex="http://schemas.microsoft.com/office/word/2018/wordml/cex" xmlns:w16cid="http://schemas.microsoft.com/office/word/2016/wordml/cid" xmlns:w16="http://schemas.microsoft.com/office/word/2018/wordml" xmlns:w16du="http://schemas.microsoft.com/office/word/2023/wordml/word16du" xmlns:w16sdtdh="http://schemas.microsoft.com/office/word/2020/wordml/sdtdatahash" xmlns:w16sdtfl="http://schemas.microsoft.com/office/word/2024/wordml/sdtformatlock" xmlns:w16se="http://schemas.microsoft.com/office/word/2015/wordml/symex" xmlns:wpg="http://schemas.microsoft.com/office/word/2010/wordprocessingGroup" xmlns:wpi="http://schemas.microsoft.com/office/word/2010/wordprocessingInk" xmlns:wne="http://schemas.microsoft.com/office/word/2006/wordml" xmlns:wps="http://schemas.microsoft.com/office/word/2010/wordprocessingShape" mc:Ignorable="w14 w15 w16se w16cid w16 w16cex w16sdtdh w16sdtfl w16du wp14">
   <w:p>
     <w:pPr>
       <w:pStyle w:val="Header"/>
@@ -684,7 +820,7 @@
 </file>
 
 <file path=word/header3.xml><?xml version="1.0" encoding="utf-8"?>
-<w:hdr xmlns:wpc="http://schemas.microsoft.com/office/word/2010/wordprocessingCanvas" xmlns:cx="http://schemas.microsoft.com/office/drawing/2014/chartex" xmlns:cx1="http://schemas.microsoft.com/office/drawing/2015/9/8/chartex" xmlns:cx2="http://schemas.microsoft.com/office/drawing/2015/10/21/chartex" xmlns:cx3="http://schemas.microsoft.com/office/drawing/2016/5/9/chartex" xmlns:cx4="http://schemas.microsoft.com/office/drawing/2016/5/10/chartex" xmlns:cx5="http://schemas.microsoft.com/office/drawing/2016/5/11/chartex" xmlns:cx6="http://schemas.microsoft.com/office/drawing/2016/5/12/chartex" xmlns:cx7="http://schemas.microsoft.com/office/drawing/2016/5/13/chartex" xmlns:cx8="http://schemas.microsoft.com/office/drawing/2016/5/14/chartex" xmlns:mc="http://schemas.openxmlformats.org/markup-compatibility/2006" xmlns:aink="http://schemas.microsoft.com/office/drawing/2016/ink" xmlns:am3d="http://schemas.microsoft.com/office/drawing/2017/model3d" xmlns:o="urn:schemas-microsoft-com:office:office" xmlns:oel="http://schemas.microsoft.com/office/2019/extlst" xmlns:r="http://schemas.openxmlformats.org/officeDocument/2006/relationships" xmlns:m="http://schemas.openxmlformats.org/officeDocument/2006/math" xmlns:v="urn:schemas-microsoft-com:vml" xmlns:wp14="http://schemas.microsoft.com/office/word/2010/wordprocessingDrawing" xmlns:wp="http://schemas.openxmlformats.org/drawingml/2006/wordprocessingDrawing" xmlns:w10="urn:schemas-microsoft-com:office:word" xmlns:w="http://schemas.openxmlformats.org/wordprocessingml/2006/main" xmlns:w14="http://schemas.microsoft.com/office/word/2010/wordml" xmlns:w15="http://schemas.microsoft.com/office/word/2012/wordml" xmlns:w16cex="http://schemas.microsoft.com/office/word/2018/wordml/cex" xmlns:w16cid="http://schemas.microsoft.com/office/word/2016/wordml/cid" xmlns:w16="http://schemas.microsoft.com/office/word/2018/wordml" xmlns:w16sdtdh="http://schemas.microsoft.com/office/word/2020/wordml/sdtdatahash" xmlns:w16se="http://schemas.microsoft.com/office/word/2015/wordml/symex" xmlns:wpg="http://schemas.microsoft.com/office/word/2010/wordprocessingGroup" xmlns:wpi="http://schemas.microsoft.com/office/word/2010/wordprocessingInk" xmlns:wne="http://schemas.microsoft.com/office/word/2006/wordml" xmlns:wps="http://schemas.microsoft.com/office/word/2010/wordprocessingShape" mc:Ignorable="w14 w15 w16se w16cid w16 w16cex w16sdtdh wp14">
+<w:hdr xmlns:wpc="http://schemas.microsoft.com/office/word/2010/wordprocessingCanvas" xmlns:cx="http://schemas.microsoft.com/office/drawing/2014/chartex" xmlns:cx1="http://schemas.microsoft.com/office/drawing/2015/9/8/chartex" xmlns:cx2="http://schemas.microsoft.com/office/drawing/2015/10/21/chartex" xmlns:cx3="http://schemas.microsoft.com/office/drawing/2016/5/9/chartex" xmlns:cx4="http://schemas.microsoft.com/office/drawing/2016/5/10/chartex" xmlns:cx5="http://schemas.microsoft.com/office/drawing/2016/5/11/chartex" xmlns:cx6="http://schemas.microsoft.com/office/drawing/2016/5/12/chartex" xmlns:cx7="http://schemas.microsoft.com/office/drawing/2016/5/13/chartex" xmlns:cx8="http://schemas.microsoft.com/office/drawing/2016/5/14/chartex" xmlns:mc="http://schemas.openxmlformats.org/markup-compatibility/2006" xmlns:aink="http://schemas.microsoft.com/office/drawing/2016/ink" xmlns:am3d="http://schemas.microsoft.com/office/drawing/2017/model3d" xmlns:o="urn:schemas-microsoft-com:office:office" xmlns:oel="http://schemas.microsoft.com/office/2019/extlst" xmlns:r="http://schemas.openxmlformats.org/officeDocument/2006/relationships" xmlns:m="http://schemas.openxmlformats.org/officeDocument/2006/math" xmlns:v="urn:schemas-microsoft-com:vml" xmlns:wp14="http://schemas.microsoft.com/office/word/2010/wordprocessingDrawing" xmlns:wp="http://schemas.openxmlformats.org/drawingml/2006/wordprocessingDrawing" xmlns:w10="urn:schemas-microsoft-com:office:word" xmlns:w="http://schemas.openxmlformats.org/wordprocessingml/2006/main" xmlns:w14="http://schemas.microsoft.com/office/word/2010/wordml" xmlns:w15="http://schemas.microsoft.com/office/word/2012/wordml" xmlns:w16cex="http://schemas.microsoft.com/office/word/2018/wordml/cex" xmlns:w16cid="http://schemas.microsoft.com/office/word/2016/wordml/cid" xmlns:w16="http://schemas.microsoft.com/office/word/2018/wordml" xmlns:w16du="http://schemas.microsoft.com/office/word/2023/wordml/word16du" xmlns:w16sdtdh="http://schemas.microsoft.com/office/word/2020/wordml/sdtdatahash" xmlns:w16sdtfl="http://schemas.microsoft.com/office/word/2024/wordml/sdtformatlock" xmlns:w16se="http://schemas.microsoft.com/office/word/2015/wordml/symex" xmlns:wpg="http://schemas.microsoft.com/office/word/2010/wordprocessingGroup" xmlns:wpi="http://schemas.microsoft.com/office/word/2010/wordprocessingInk" xmlns:wne="http://schemas.microsoft.com/office/word/2006/wordml" xmlns:wps="http://schemas.microsoft.com/office/word/2010/wordprocessingShape" mc:Ignorable="w14 w15 w16se w16cid w16 w16cex w16sdtdh w16sdtfl w16du wp14">
   <w:p>
     <w:pPr>
       <w:pStyle w:val="Header"/>
@@ -693,7 +829,7 @@
     <w:r>
       <w:tab/>
       <w:tab/>
-      <w:t>2026-06-17</w:t>
+      <w:t>2026-06-18</w:t>
       <w:br/>
       <w:br/>
     </w:r>
@@ -710,7 +846,7 @@
 </file>
 
 <file path=word/numbering.xml><?xml version="1.0" encoding="utf-8"?>
-<w:numbering xmlns:wpc="http://schemas.microsoft.com/office/word/2010/wordprocessingCanvas" xmlns:cx="http://schemas.microsoft.com/office/drawing/2014/chartex" xmlns:cx1="http://schemas.microsoft.com/office/drawing/2015/9/8/chartex" xmlns:cx2="http://schemas.microsoft.com/office/drawing/2015/10/21/chartex" xmlns:cx3="http://schemas.microsoft.com/office/drawing/2016/5/9/chartex" xmlns:cx4="http://schemas.microsoft.com/office/drawing/2016/5/10/chartex" xmlns:cx5="http://schemas.microsoft.com/office/drawing/2016/5/11/chartex" xmlns:cx6="http://schemas.microsoft.com/office/drawing/2016/5/12/chartex" xmlns:cx7="http://schemas.microsoft.com/office/drawing/2016/5/13/chartex" xmlns:cx8="http://schemas.microsoft.com/office/drawing/2016/5/14/chartex" xmlns:mc="http://schemas.openxmlformats.org/markup-compatibility/2006" xmlns:aink="http://schemas.microsoft.com/office/drawing/2016/ink" xmlns:am3d="http://schemas.microsoft.com/office/drawing/2017/model3d" xmlns:o="urn:schemas-microsoft-com:office:office" xmlns:oel="http://schemas.microsoft.com/office/2019/extlst" xmlns:r="http://schemas.openxmlformats.org/officeDocument/2006/relationships" xmlns:m="http://schemas.openxmlformats.org/officeDocument/2006/math" xmlns:v="urn:schemas-microsoft-com:vml" xmlns:wp14="http://schemas.microsoft.com/office/word/2010/wordprocessingDrawing" xmlns:wp="http://schemas.openxmlformats.org/drawingml/2006/wordprocessingDrawing" xmlns:w10="urn:schemas-microsoft-com:office:word" xmlns:w="http://schemas.openxmlformats.org/wordprocessingml/2006/main" xmlns:w14="http://schemas.microsoft.com/office/word/2010/wordml" xmlns:w15="http://schemas.microsoft.com/office/word/2012/wordml" xmlns:w16cex="http://schemas.microsoft.com/office/word/2018/wordml/cex" xmlns:w16cid="http://schemas.microsoft.com/office/word/2016/wordml/cid" xmlns:w16="http://schemas.microsoft.com/office/word/2018/wordml" xmlns:w16sdtdh="http://schemas.microsoft.com/office/word/2020/wordml/sdtdatahash" xmlns:w16se="http://schemas.microsoft.com/office/word/2015/wordml/symex" xmlns:wpg="http://schemas.microsoft.com/office/word/2010/wordprocessingGroup" xmlns:wpi="http://schemas.microsoft.com/office/word/2010/wordprocessingInk" xmlns:wne="http://schemas.microsoft.com/office/word/2006/wordml" xmlns:wps="http://schemas.microsoft.com/office/word/2010/wordprocessingShape" mc:Ignorable="w14 w15 w16se w16cid w16 w16cex w16sdtdh wp14">
+<w:numbering xmlns:wpc="http://schemas.microsoft.com/office/word/2010/wordprocessingCanvas" xmlns:cx="http://schemas.microsoft.com/office/drawing/2014/chartex" xmlns:cx1="http://schemas.microsoft.com/office/drawing/2015/9/8/chartex" xmlns:cx2="http://schemas.microsoft.com/office/drawing/2015/10/21/chartex" xmlns:cx3="http://schemas.microsoft.com/office/drawing/2016/5/9/chartex" xmlns:cx4="http://schemas.microsoft.com/office/drawing/2016/5/10/chartex" xmlns:cx5="http://schemas.microsoft.com/office/drawing/2016/5/11/chartex" xmlns:cx6="http://schemas.microsoft.com/office/drawing/2016/5/12/chartex" xmlns:cx7="http://schemas.microsoft.com/office/drawing/2016/5/13/chartex" xmlns:cx8="http://schemas.microsoft.com/office/drawing/2016/5/14/chartex" xmlns:mc="http://schemas.openxmlformats.org/markup-compatibility/2006" xmlns:aink="http://schemas.microsoft.com/office/drawing/2016/ink" xmlns:am3d="http://schemas.microsoft.com/office/drawing/2017/model3d" xmlns:o="urn:schemas-microsoft-com:office:office" xmlns:oel="http://schemas.microsoft.com/office/2019/extlst" xmlns:r="http://schemas.openxmlformats.org/officeDocument/2006/relationships" xmlns:m="http://schemas.openxmlformats.org/officeDocument/2006/math" xmlns:v="urn:schemas-microsoft-com:vml" xmlns:wp14="http://schemas.microsoft.com/office/word/2010/wordprocessingDrawing" xmlns:wp="http://schemas.openxmlformats.org/drawingml/2006/wordprocessingDrawing" xmlns:w10="urn:schemas-microsoft-com:office:word" xmlns:w="http://schemas.openxmlformats.org/wordprocessingml/2006/main" xmlns:w14="http://schemas.microsoft.com/office/word/2010/wordml" xmlns:w15="http://schemas.microsoft.com/office/word/2012/wordml" xmlns:w16cex="http://schemas.microsoft.com/office/word/2018/wordml/cex" xmlns:w16cid="http://schemas.microsoft.com/office/word/2016/wordml/cid" xmlns:w16="http://schemas.microsoft.com/office/word/2018/wordml" xmlns:w16du="http://schemas.microsoft.com/office/word/2023/wordml/word16du" xmlns:w16sdtdh="http://schemas.microsoft.com/office/word/2020/wordml/sdtdatahash" xmlns:w16sdtfl="http://schemas.microsoft.com/office/word/2024/wordml/sdtformatlock" xmlns:w16se="http://schemas.microsoft.com/office/word/2015/wordml/symex" xmlns:wpg="http://schemas.microsoft.com/office/word/2010/wordprocessingGroup" xmlns:wpi="http://schemas.microsoft.com/office/word/2010/wordprocessingInk" xmlns:wne="http://schemas.microsoft.com/office/word/2006/wordml" xmlns:wps="http://schemas.microsoft.com/office/word/2010/wordprocessingShape" mc:Ignorable="w14 w15 w16se w16cid w16 w16cex w16sdtdh w16sdtfl w16du wp14">
   <w:abstractNum w:abstractNumId="0" w15:restartNumberingAfterBreak="0">
     <w:nsid w:val="FFFFFF7C"/>
     <w:multiLevelType w:val="singleLevel"/>
@@ -913,7 +1049,7 @@
 </file>
 
 <file path=word/styles.xml><?xml version="1.0" encoding="utf-8"?>
-<w:styles xmlns:mc="http://schemas.openxmlformats.org/markup-compatibility/2006" xmlns:r="http://schemas.openxmlformats.org/officeDocument/2006/relationships" xmlns:w="http://schemas.openxmlformats.org/wordprocessingml/2006/main" xmlns:w14="http://schemas.microsoft.com/office/word/2010/wordml" xmlns:w15="http://schemas.microsoft.com/office/word/2012/wordml" xmlns:w16cex="http://schemas.microsoft.com/office/word/2018/wordml/cex" xmlns:w16cid="http://schemas.microsoft.com/office/word/2016/wordml/cid" xmlns:w16="http://schemas.microsoft.com/office/word/2018/wordml" xmlns:w16sdtdh="http://schemas.microsoft.com/office/word/2020/wordml/sdtdatahash" xmlns:w16se="http://schemas.microsoft.com/office/word/2015/wordml/symex" mc:Ignorable="w14 w15 w16se w16cid w16 w16cex w16sdtdh">
+<w:styles xmlns:mc="http://schemas.openxmlformats.org/markup-compatibility/2006" xmlns:r="http://schemas.openxmlformats.org/officeDocument/2006/relationships" xmlns:w="http://schemas.openxmlformats.org/wordprocessingml/2006/main" xmlns:w14="http://schemas.microsoft.com/office/word/2010/wordml" xmlns:w15="http://schemas.microsoft.com/office/word/2012/wordml" xmlns:w16cex="http://schemas.microsoft.com/office/word/2018/wordml/cex" xmlns:w16cid="http://schemas.microsoft.com/office/word/2016/wordml/cid" xmlns:w16="http://schemas.microsoft.com/office/word/2018/wordml" xmlns:w16du="http://schemas.microsoft.com/office/word/2023/wordml/word16du" xmlns:w16sdtdh="http://schemas.microsoft.com/office/word/2020/wordml/sdtdatahash" xmlns:w16sdtfl="http://schemas.microsoft.com/office/word/2024/wordml/sdtformatlock" xmlns:w16se="http://schemas.microsoft.com/office/word/2015/wordml/symex" mc:Ignorable="w14 w15 w16se w16cid w16 w16cex w16sdtdh w16sdtfl w16du">
   <w:docDefaults>
     <w:rPrDefault>
       <w:rPr>
@@ -1671,7 +1807,7 @@
     <w:link w:val="TitleChar"/>
     <w:uiPriority w:val="10"/>
     <w:qFormat/>
-    <w:rsid w:val="007106C8"/>
+    <w:rsid w:val="00E854FA"/>
     <w:pPr>
       <w:spacing w:after="300" w:line="240" w:lineRule="auto"/>
       <w:contextualSpacing/>
@@ -1681,7 +1817,7 @@
       <w:rFonts w:eastAsiaTheme="majorEastAsia" w:cstheme="majorBidi"/>
       <w:spacing w:val="5"/>
       <w:kern w:val="28"/>
-      <w:sz w:val="52"/>
+      <w:sz w:val="40"/>
       <w:szCs w:val="52"/>
       <w:lang w:val="sv-SE" w:eastAsia="en-US" w:bidi="ar-SA"/>
     </w:rPr>
@@ -1691,12 +1827,12 @@
     <w:basedOn w:val="DefaultParagraphFont"/>
     <w:link w:val="Title"/>
     <w:uiPriority w:val="10"/>
-    <w:rsid w:val="007106C8"/>
+    <w:rsid w:val="00E854FA"/>
     <w:rPr>
       <w:rFonts w:ascii="Times New Roman" w:eastAsiaTheme="majorEastAsia" w:hAnsi="Times New Roman" w:cstheme="majorBidi"/>
       <w:spacing w:val="5"/>
       <w:kern w:val="28"/>
-      <w:sz w:val="52"/>
+      <w:sz w:val="40"/>
       <w:szCs w:val="52"/>
       <w:lang w:val="sv-SE" w:eastAsia="en-US" w:bidi="ar-SA"/>
     </w:rPr>

--- a/klagomål/A 6073-2026 FSC-klagomål.docx
+++ b/klagomål/A 6073-2026 FSC-klagomål.docx
@@ -829,7 +829,7 @@
     <w:r>
       <w:tab/>
       <w:tab/>
-      <w:t>2026-06-18</w:t>
+      <w:t>2026-06-19</w:t>
       <w:br/>
       <w:br/>
     </w:r>

--- a/klagomål/A 6073-2026 FSC-klagomål.docx
+++ b/klagomål/A 6073-2026 FSC-klagomål.docx
@@ -829,7 +829,7 @@
     <w:r>
       <w:tab/>
       <w:tab/>
-      <w:t>2026-06-19</w:t>
+      <w:t>2026-06-20</w:t>
       <w:br/>
       <w:br/>
     </w:r>

--- a/klagomål/A 6073-2026 FSC-klagomål.docx
+++ b/klagomål/A 6073-2026 FSC-klagomål.docx
@@ -168,38 +168,7 @@
     </w:p>
     <w:p>
       <w:r>
-        <w:t>Detta dokument behandlar höga naturvärden i avverkningsanmälan A 6073-2026 i Gävle kommun som inkom 2026-01-30 och omfattar 3,3 ha.</w:t>
-      </w:r>
-    </w:p>
-    <w:p>
-      <w:r>
-        <w:t>Nedan presenteras fynd av naturvårdsarter och fridlysta arter som gjorts i det avverkningsanmälda området, samt relevanta utdrag ur standarderna för FSC, Chain of Custody, Controlled Wood och PEFC. I BILAGA 1 finns artfakta om fridlysta arter.</w:t>
-      </w:r>
-    </w:p>
-    <w:p>
-      <w:r>
-        <w:t>Vi förväntar oss att ni återkommer med ett skriftligt svar på vårt klagomål och även beskriver vilka korrigerande åtgärder ni satt in för att rätta till identifierade brister i er efterlevnad av den svenska FSC standarden.</w:t>
-      </w:r>
-    </w:p>
-    <w:p>
-      <w:pPr>
-        <w:pStyle w:val="Heading1"/>
-      </w:pPr>
-      <w:r>
-        <w:t>Naturvårdsarter</w:t>
-      </w:r>
-    </w:p>
-    <w:p>
-      <w:r>
-        <w:t>I och inom 8 meter från avverkningsanmälan har följande 7 naturvårdsarter hittats: bredbrämad bastardsvärmare (VU), mindre bastardsvärmare (VU), ängsblåvinge (VU), majviva (NT), storfläckig kungsnattslända (NT), slaguggla (§4) och gullviva (§9). Av dessa är 5 rödlistade. För rödlistade arter har rödlistekategorin angivits inom parentes. För fridlysta arter anges även paragrafen i Artskyddsförordningen som arten är fridlyst enligt.</w:t>
-      </w:r>
-    </w:p>
-    <w:p>
-      <w:r>
-        <w:t>De påträffade naturvårdsarterna är ett tydligt kvitto på att det rör sig om en skog med höga naturvärden.</w:t>
-      </w:r>
-      <w:r>
-        <w:t xml:space="preserve"> I Figur 1 visas fyndplatser för naturvårdsarter i området, som finns registrerade på Artportalen.</w:t>
+        <w:t>Detta klagomål behandlar höga naturvärden i avverkningsanmälan A 6073-2026 i Gävle kommun som inkom 2026-01-30 och omfattar 3,3 ha.</w:t>
       </w:r>
     </w:p>
     <w:p>
@@ -247,34 +216,57 @@
         <w:spacing w:after="240"/>
       </w:pPr>
       <w:r>
-        <w:t>Figur 1. Fyndplatser för naturvårdsarter i och inom 8 meter från avverkningsanmälan (röd linje). Markörer utan svart kant är placerade på fyndplatsen. Markörer med svart kant är placerade vid sidan av fyndplatsen och har ett svart streck som visar fyndplatsens exakta position. Kartans mittpunktskoordinat är N 6721830, E 626831 i SWEREF 99 TM.</w:t>
+        <w:t>Figur 1. Fyndplatser för naturvårdsarter i och inom 8 meter från avverkningsanmälan. Markörer utan svart kant är placerade på fyndplatsen. Markörer med svart kant är placerade vid sidan av fyndplatsen har ett svart streck som visar fyndplatsens exakta position. Kartans mittpunktskoordinat är N 6721830, E 626831 i SWEREF 99 TM.</w:t>
+      </w:r>
+    </w:p>
+    <w:p>
+      <w:r>
+        <w:t>I och inom 8 meter från avverkningsanmälan finns fynd av 7 naturvårdsarter, varav 5 är rödlistade och 2 är fridlysta: bredbrämad bastardsvärmare (VU), mindre bastardsvärmare (VU), ängsblåvinge (VU), majviva (NT), storfläckig kungsnattslända (NT), slaguggla (§4) och gullviva (§9). Se Figur 1.</w:t>
+      </w:r>
+    </w:p>
+    <w:p>
+      <w:r>
+        <w:t>Nedan presenteras relevanta utdrag ur standarderna för FSC, Chain of Custody, Controlled Wood och PEFC.</w:t>
+      </w:r>
+    </w:p>
+    <w:p>
+      <w:r>
+        <w:t>Vi förväntar oss att ni återkommer med ett skriftligt svar på vårt klagomål och även beskriver vilka korrigerande åtgärder ni satt in för att rätta till identifierade brister i er efterlevnad av den svenska FSC standarden.</w:t>
       </w:r>
     </w:p>
     <w:p>
       <w:pPr>
-        <w:pStyle w:val="Heading2"/>
+        <w:pStyle w:val="Heading1"/>
       </w:pPr>
       <w:r>
-        <w:t>Fridlysta arter</w:t>
+        <w:t>Naturvårdsarter och fridlysta arter</w:t>
       </w:r>
     </w:p>
     <w:p>
       <w:r>
-        <w:t>Följande fridlysta arter har sina livsmiljöer och växtplatser i den avverkningsanmälda skogen: slaguggla (§4) och gullviva (§9).</w:t>
+        <w:t>Nedan följer beskrivningar av de naturvårdsarter och fridlysta arter som har sina livsmiljöer och växtplatser i den avverkningsanmälda skogen. Se även ytterligare artfakta i BILAGA 1. De påträffade naturvårdsarterna är ett tydligt kvitto på att det rör sig om en skog med höga naturvärden.</w:t>
       </w:r>
     </w:p>
     <w:p>
       <w:r>
-        <w:t xml:space="preserve">Observera att medlemsländerna är skyldiga att agera i enlighet med EU:s fågeldirektiv där det uttryckligen står att direktivet gäller för fåglar samt för deras ägg, bon och </w:t>
+        <w:rPr>
+          <w:b/>
+        </w:rPr>
+        <w:t>Storfläckig kungsnattslända (NT)</w:t>
       </w:r>
+      <w:r>
+        <w:t xml:space="preserve"> lever i syrgasrikt rinnande vatten med medelhöga pH-värden, ofta omgivna av tät och skuggande blandskog. Arten hotas sannolikt av försurning och strandnära skogsbruk. Vid de vatten som idag hyser arten bör man bilda blandskogsbevuxna skyddszoner längs stränderna samt undvika reglering (SLU Artdatabanken, 2026).</w:t>
+      </w:r>
+    </w:p>
+    <w:p>
       <w:r>
         <w:rPr>
           <w:b/>
         </w:rPr>
-        <w:t xml:space="preserve">livsmiljöer </w:t>
+        <w:t>Slaguggla (§4)</w:t>
       </w:r>
       <w:r>
-        <w:t>(artikel 1). Vidare att de åtgärder som vidtas inte får leda till en försämring av den nuvarande situationen beträffande bevarandet av de fågelarter som avses i artikel 1 (artikel 13). Fågeldirektivet är styrande för tillsynsansvariga myndigheters ärendehantering, ställningstaganden och beslutsfattande.</w:t>
+        <w:t xml:space="preserve"> är fridlyst enligt 4 § artskyddsförordningen och ingår i bilaga 1 EU:s fågeldirektiv. Tillgången på naturliga boplatser för slaguggla har minskat drastiskt och kommer även att minska i framtiden. Industriskogsbrukets korta omloppstider förhindrar nybildning av grova torrträd och utgör det största hotet mot arten. Skogsbrukets hänsyn måste tillåta att vissa skogsarealer, inte bara av låg bonitet, når mycket hög ålder. Runt boplatsen bör det finnas uppvuxen skog (minst 1 hektar) med träd som kan fungera som sittplatser för de vuxna ugglorna. Träden utgör särskilt viktiga skydd för ungarna att klättra upp i när de lämnar boet, eftersom de inte kan flyga då (SLU Artdatabanken, 2026; Skogsstyrelsen, 2016).</w:t>
       </w:r>
     </w:p>
     <w:p>
@@ -304,41 +296,6 @@
       </w:r>
       <w:r>
         <w:t xml:space="preserve"> (SLU Artdatabanken, 2025).</w:t>
-      </w:r>
-    </w:p>
-    <w:p>
-      <w:r>
-        <w:rPr>
-          <w:b/>
-        </w:rPr>
-        <w:t>Slaguggla (§4)</w:t>
-      </w:r>
-      <w:r>
-        <w:t xml:space="preserve"> är fridlyst enligt 4 § artskyddsförordningen och ingår i bilaga 1 EU:s fågeldirektiv. Tillgången på naturliga boplatser för slaguggla har minskat drastiskt och kommer även att minska i framtiden. Industriskogsbrukets korta omloppstider förhindrar nybildning av grova torrträd och utgör det största hotet mot arten. Skogsbrukets hänsyn måste tillåta att vissa skogsarealer, inte bara av låg bonitet, når mycket hög ålder. Runt boplatsen bör det finnas uppvuxen skog (minst 1 hektar) med träd som kan fungera som sittplatser för de vuxna ugglorna. Träden utgör särskilt viktiga skydd för ungarna att klättra upp i när de lämnar boet, eftersom de inte kan flyga då (SLU Artdatabanken, 2026; Skogsstyrelsen, 2016).</w:t>
-      </w:r>
-    </w:p>
-    <w:p>
-      <w:r>
-        <w:t>I BILAGA 1 finns mer detaljerad information om ekologi samt krav på livsmiljö hos fridlysta arter.</w:t>
-      </w:r>
-    </w:p>
-    <w:p>
-      <w:pPr>
-        <w:pStyle w:val="Heading2"/>
-      </w:pPr>
-      <w:r>
-        <w:t>Övriga naturvårdsarter</w:t>
-      </w:r>
-    </w:p>
-    <w:p>
-      <w:r>
-        <w:rPr>
-          <w:b/>
-        </w:rPr>
-        <w:t>Storfläckig kungsnattslända (NT)</w:t>
-      </w:r>
-      <w:r>
-        <w:t xml:space="preserve"> lever i syrgasrikt rinnande vatten med medelhöga pH-värden, ofta omgivna av tät och skuggande blandskog. Arten hotas sannolikt av försurning och strandnära skogsbruk. Vid de vatten som idag hyser arten bör man bilda blandskogsbevuxna skyddszoner längs stränderna samt undvika reglering (SLU Artdatabanken, 2026).</w:t>
       </w:r>
     </w:p>
     <w:p>
@@ -829,7 +786,7 @@
     <w:r>
       <w:tab/>
       <w:tab/>
-      <w:t>2026-06-20</w:t>
+      <w:t>2026-06-21</w:t>
       <w:br/>
       <w:br/>
     </w:r>

--- a/klagomål/A 6073-2026 FSC-klagomål.docx
+++ b/klagomål/A 6073-2026 FSC-klagomål.docx
@@ -786,7 +786,7 @@
     <w:r>
       <w:tab/>
       <w:tab/>
-      <w:t>2026-06-21</w:t>
+      <w:t>2026-06-22</w:t>
       <w:br/>
       <w:br/>
     </w:r>

--- a/klagomål/A 6073-2026 FSC-klagomål.docx
+++ b/klagomål/A 6073-2026 FSC-klagomål.docx
@@ -786,7 +786,7 @@
     <w:r>
       <w:tab/>
       <w:tab/>
-      <w:t>2026-06-22</w:t>
+      <w:t>2026-06-23</w:t>
       <w:br/>
       <w:br/>
     </w:r>

--- a/klagomål/A 6073-2026 FSC-klagomål.docx
+++ b/klagomål/A 6073-2026 FSC-klagomål.docx
@@ -786,7 +786,7 @@
     <w:r>
       <w:tab/>
       <w:tab/>
-      <w:t>2026-06-23</w:t>
+      <w:t>2026-06-24</w:t>
       <w:br/>
       <w:br/>
     </w:r>

--- a/klagomål/A 6073-2026 FSC-klagomål.docx
+++ b/klagomål/A 6073-2026 FSC-klagomål.docx
@@ -786,7 +786,7 @@
     <w:r>
       <w:tab/>
       <w:tab/>
-      <w:t>2026-06-24</w:t>
+      <w:t>2026-06-25</w:t>
       <w:br/>
       <w:br/>
     </w:r>

--- a/klagomål/A 6073-2026 FSC-klagomål.docx
+++ b/klagomål/A 6073-2026 FSC-klagomål.docx
@@ -786,7 +786,7 @@
     <w:r>
       <w:tab/>
       <w:tab/>
-      <w:t>2026-06-25</w:t>
+      <w:t>2026-06-26</w:t>
       <w:br/>
       <w:br/>
     </w:r>

--- a/klagomål/A 6073-2026 FSC-klagomål.docx
+++ b/klagomål/A 6073-2026 FSC-klagomål.docx
@@ -786,7 +786,7 @@
     <w:r>
       <w:tab/>
       <w:tab/>
-      <w:t>2026-06-26</w:t>
+      <w:t>2026-06-27</w:t>
       <w:br/>
       <w:br/>
     </w:r>

--- a/klagomål/A 6073-2026 FSC-klagomål.docx
+++ b/klagomål/A 6073-2026 FSC-klagomål.docx
@@ -786,7 +786,7 @@
     <w:r>
       <w:tab/>
       <w:tab/>
-      <w:t>2026-06-27</w:t>
+      <w:t>2026-06-28</w:t>
       <w:br/>
       <w:br/>
     </w:r>

--- a/klagomål/A 6073-2026 FSC-klagomål.docx
+++ b/klagomål/A 6073-2026 FSC-klagomål.docx
@@ -786,7 +786,7 @@
     <w:r>
       <w:tab/>
       <w:tab/>
-      <w:t>2026-06-28</w:t>
+      <w:t>2026-06-29</w:t>
       <w:br/>
       <w:br/>
     </w:r>

--- a/klagomål/A 6073-2026 FSC-klagomål.docx
+++ b/klagomål/A 6073-2026 FSC-klagomål.docx
@@ -786,7 +786,7 @@
     <w:r>
       <w:tab/>
       <w:tab/>
-      <w:t>2026-06-29</w:t>
+      <w:t>2026-06-30</w:t>
       <w:br/>
       <w:br/>
     </w:r>

--- a/klagomål/A 6073-2026 FSC-klagomål.docx
+++ b/klagomål/A 6073-2026 FSC-klagomål.docx
@@ -786,7 +786,7 @@
     <w:r>
       <w:tab/>
       <w:tab/>
-      <w:t>2026-06-30</w:t>
+      <w:t>2026-07-01</w:t>
       <w:br/>
       <w:br/>
     </w:r>

--- a/klagomål/A 6073-2026 FSC-klagomål.docx
+++ b/klagomål/A 6073-2026 FSC-klagomål.docx
@@ -786,7 +786,7 @@
     <w:r>
       <w:tab/>
       <w:tab/>
-      <w:t>2026-07-01</w:t>
+      <w:t>2026-07-02</w:t>
       <w:br/>
       <w:br/>
     </w:r>

--- a/klagomål/A 6073-2026 FSC-klagomål.docx
+++ b/klagomål/A 6073-2026 FSC-klagomål.docx
@@ -786,7 +786,7 @@
     <w:r>
       <w:tab/>
       <w:tab/>
-      <w:t>2026-07-13</w:t>
+      <w:t>2026-07-14</w:t>
       <w:br/>
       <w:br/>
     </w:r>

--- a/klagomål/A 6073-2026 FSC-klagomål.docx
+++ b/klagomål/A 6073-2026 FSC-klagomål.docx
@@ -786,7 +786,7 @@
     <w:r>
       <w:tab/>
       <w:tab/>
-      <w:t>2026-07-14</w:t>
+      <w:t>2026-07-15</w:t>
       <w:br/>
       <w:br/>
     </w:r>

--- a/klagomål/A 6073-2026 FSC-klagomål.docx
+++ b/klagomål/A 6073-2026 FSC-klagomål.docx
@@ -786,7 +786,7 @@
     <w:r>
       <w:tab/>
       <w:tab/>
-      <w:t>2026-07-15</w:t>
+      <w:t>2026-07-16</w:t>
       <w:br/>
       <w:br/>
     </w:r>

--- a/klagomål/A 6073-2026 FSC-klagomål.docx
+++ b/klagomål/A 6073-2026 FSC-klagomål.docx
@@ -786,7 +786,7 @@
     <w:r>
       <w:tab/>
       <w:tab/>
-      <w:t>2026-07-16</w:t>
+      <w:t>2026-07-17</w:t>
       <w:br/>
       <w:br/>
     </w:r>

--- a/klagomål/A 6073-2026 FSC-klagomål.docx
+++ b/klagomål/A 6073-2026 FSC-klagomål.docx
@@ -786,7 +786,7 @@
     <w:r>
       <w:tab/>
       <w:tab/>
-      <w:t>2026-07-17</w:t>
+      <w:t>2026-07-18</w:t>
       <w:br/>
       <w:br/>
     </w:r>

--- a/klagomål/A 6073-2026 FSC-klagomål.docx
+++ b/klagomål/A 6073-2026 FSC-klagomål.docx
@@ -786,7 +786,7 @@
     <w:r>
       <w:tab/>
       <w:tab/>
-      <w:t>2026-07-18</w:t>
+      <w:t>2026-07-19</w:t>
       <w:br/>
       <w:br/>
     </w:r>

--- a/klagomål/A 6073-2026 FSC-klagomål.docx
+++ b/klagomål/A 6073-2026 FSC-klagomål.docx
@@ -786,7 +786,7 @@
     <w:r>
       <w:tab/>
       <w:tab/>
-      <w:t>2026-07-19</w:t>
+      <w:t>2026-07-20</w:t>
       <w:br/>
       <w:br/>
     </w:r>

--- a/klagomål/A 6073-2026 FSC-klagomål.docx
+++ b/klagomål/A 6073-2026 FSC-klagomål.docx
@@ -786,7 +786,7 @@
     <w:r>
       <w:tab/>
       <w:tab/>
-      <w:t>2026-07-20</w:t>
+      <w:t>2026-07-21</w:t>
       <w:br/>
       <w:br/>
     </w:r>

--- a/klagomål/A 6073-2026 FSC-klagomål.docx
+++ b/klagomål/A 6073-2026 FSC-klagomål.docx
@@ -786,7 +786,7 @@
     <w:r>
       <w:tab/>
       <w:tab/>
-      <w:t>2026-07-21</w:t>
+      <w:t>2026-07-22</w:t>
       <w:br/>
       <w:br/>
     </w:r>

--- a/klagomål/A 6073-2026 FSC-klagomål.docx
+++ b/klagomål/A 6073-2026 FSC-klagomål.docx
@@ -786,7 +786,7 @@
     <w:r>
       <w:tab/>
       <w:tab/>
-      <w:t>2026-07-22</w:t>
+      <w:t>2026-07-23</w:t>
       <w:br/>
       <w:br/>
     </w:r>

--- a/klagomål/A 6073-2026 FSC-klagomål.docx
+++ b/klagomål/A 6073-2026 FSC-klagomål.docx
@@ -786,7 +786,7 @@
     <w:r>
       <w:tab/>
       <w:tab/>
-      <w:t>2026-07-23</w:t>
+      <w:t>2026-07-24</w:t>
       <w:br/>
       <w:br/>
     </w:r>

--- a/klagomål/A 6073-2026 FSC-klagomål.docx
+++ b/klagomål/A 6073-2026 FSC-klagomål.docx
@@ -786,7 +786,7 @@
     <w:r>
       <w:tab/>
       <w:tab/>
-      <w:t>2026-07-24</w:t>
+      <w:t>2026-07-25</w:t>
       <w:br/>
       <w:br/>
     </w:r>

--- a/klagomål/A 6073-2026 FSC-klagomål.docx
+++ b/klagomål/A 6073-2026 FSC-klagomål.docx
@@ -786,7 +786,7 @@
     <w:r>
       <w:tab/>
       <w:tab/>
-      <w:t>2026-07-25</w:t>
+      <w:t>2026-07-26</w:t>
       <w:br/>
       <w:br/>
     </w:r>

--- a/klagomål/A 6073-2026 FSC-klagomål.docx
+++ b/klagomål/A 6073-2026 FSC-klagomål.docx
@@ -786,7 +786,7 @@
     <w:r>
       <w:tab/>
       <w:tab/>
-      <w:t>2026-07-26</w:t>
+      <w:t>2026-07-27</w:t>
       <w:br/>
       <w:br/>
     </w:r>

--- a/klagomål/A 6073-2026 FSC-klagomål.docx
+++ b/klagomål/A 6073-2026 FSC-klagomål.docx
@@ -786,7 +786,7 @@
     <w:r>
       <w:tab/>
       <w:tab/>
-      <w:t>2026-07-27</w:t>
+      <w:t>2026-07-28</w:t>
       <w:br/>
       <w:br/>
     </w:r>

--- a/klagomål/A 6073-2026 FSC-klagomål.docx
+++ b/klagomål/A 6073-2026 FSC-klagomål.docx
@@ -786,7 +786,7 @@
     <w:r>
       <w:tab/>
       <w:tab/>
-      <w:t>2026-07-28</w:t>
+      <w:t>2026-07-29</w:t>
       <w:br/>
       <w:br/>
     </w:r>

--- a/klagomål/A 6073-2026 FSC-klagomål.docx
+++ b/klagomål/A 6073-2026 FSC-klagomål.docx
@@ -786,7 +786,7 @@
     <w:r>
       <w:tab/>
       <w:tab/>
-      <w:t>2026-07-29</w:t>
+      <w:t>2026-07-30</w:t>
       <w:br/>
       <w:br/>
     </w:r>

--- a/klagomål/A 6073-2026 FSC-klagomål.docx
+++ b/klagomål/A 6073-2026 FSC-klagomål.docx
@@ -786,7 +786,7 @@
     <w:r>
       <w:tab/>
       <w:tab/>
-      <w:t>2026-07-30</w:t>
+      <w:t>2026-07-31</w:t>
       <w:br/>
       <w:br/>
     </w:r>

--- a/klagomål/A 6073-2026 FSC-klagomål.docx
+++ b/klagomål/A 6073-2026 FSC-klagomål.docx
@@ -786,7 +786,7 @@
     <w:r>
       <w:tab/>
       <w:tab/>
-      <w:t>2026-07-31</w:t>
+      <w:t>2026-08-01</w:t>
       <w:br/>
       <w:br/>
     </w:r>

--- a/klagomål/A 6073-2026 FSC-klagomål.docx
+++ b/klagomål/A 6073-2026 FSC-klagomål.docx
@@ -786,7 +786,7 @@
     <w:r>
       <w:tab/>
       <w:tab/>
-      <w:t>2026-08-01</w:t>
+      <w:t>2026-08-02</w:t>
       <w:br/>
       <w:br/>
     </w:r>

--- a/klagomål/A 6073-2026 FSC-klagomål.docx
+++ b/klagomål/A 6073-2026 FSC-klagomål.docx
@@ -786,7 +786,7 @@
     <w:r>
       <w:tab/>
       <w:tab/>
-      <w:t>2026-08-02</w:t>
+      <w:t>2026-08-03</w:t>
       <w:br/>
       <w:br/>
     </w:r>

--- a/klagomål/A 6073-2026 FSC-klagomål.docx
+++ b/klagomål/A 6073-2026 FSC-klagomål.docx
@@ -786,7 +786,7 @@
     <w:r>
       <w:tab/>
       <w:tab/>
-      <w:t>2026-08-03</w:t>
+      <w:t>2026-08-05</w:t>
       <w:br/>
       <w:br/>
     </w:r>

--- a/klagomål/A 6073-2026 FSC-klagomål.docx
+++ b/klagomål/A 6073-2026 FSC-klagomål.docx
@@ -786,7 +786,7 @@
     <w:r>
       <w:tab/>
       <w:tab/>
-      <w:t>2026-08-05</w:t>
+      <w:t>2026-08-07</w:t>
       <w:br/>
       <w:br/>
     </w:r>

--- a/klagomål/A 6073-2026 FSC-klagomål.docx
+++ b/klagomål/A 6073-2026 FSC-klagomål.docx
@@ -786,7 +786,7 @@
     <w:r>
       <w:tab/>
       <w:tab/>
-      <w:t>2026-08-07</w:t>
+      <w:t>2026-08-08</w:t>
       <w:br/>
       <w:br/>
     </w:r>

--- a/klagomål/A 6073-2026 FSC-klagomål.docx
+++ b/klagomål/A 6073-2026 FSC-klagomål.docx
@@ -216,7 +216,7 @@
         <w:spacing w:after="240"/>
       </w:pPr>
       <w:r>
-        <w:t>Figur 1. Fyndplatser för naturvårdsarter i och inom 8 meter från avverkningsanmälan. Markörer utan svart kant är placerade på fyndplatsen. Markörer med svart kant är placerade vid sidan av fyndplatsen har ett svart streck som visar fyndplatsens exakta position. Kartans mittpunktskoordinat är N 6721830, E 626831 i SWEREF 99 TM.</w:t>
+        <w:t>Figur 1. Fyndplatser för naturvårdsarter i och inom 8 meter från avverkningsanmälan. Markörer utan svart kant är placerade på fyndplatsen. Markörer med svart kant är placerade vid sidan av fyndplatsen och har ett svart streck som visar fyndplatsens exakta position. Kartans mittpunktskoordinat är N 6721830, E 626831 i SWEREF 99 TM.</w:t>
       </w:r>
     </w:p>
     <w:p>
@@ -786,7 +786,7 @@
     <w:r>
       <w:tab/>
       <w:tab/>
-      <w:t>2026-08-14</w:t>
+      <w:t>2026-08-15</w:t>
       <w:br/>
       <w:br/>
     </w:r>

--- a/klagomål/A 6073-2026 FSC-klagomål.docx
+++ b/klagomål/A 6073-2026 FSC-klagomål.docx
@@ -786,7 +786,7 @@
     <w:r>
       <w:tab/>
       <w:tab/>
-      <w:t>2026-08-15</w:t>
+      <w:t>2026-08-16</w:t>
       <w:br/>
       <w:br/>
     </w:r>

--- a/klagomål/A 6073-2026 FSC-klagomål.docx
+++ b/klagomål/A 6073-2026 FSC-klagomål.docx
@@ -786,7 +786,7 @@
     <w:r>
       <w:tab/>
       <w:tab/>
-      <w:t>2026-08-16</w:t>
+      <w:t>2026-08-17</w:t>
       <w:br/>
       <w:br/>
     </w:r>

--- a/klagomål/A 6073-2026 FSC-klagomål.docx
+++ b/klagomål/A 6073-2026 FSC-klagomål.docx
@@ -786,7 +786,7 @@
     <w:r>
       <w:tab/>
       <w:tab/>
-      <w:t>2026-08-17</w:t>
+      <w:t>2026-08-18</w:t>
       <w:br/>
       <w:br/>
     </w:r>

--- a/klagomål/A 6073-2026 FSC-klagomål.docx
+++ b/klagomål/A 6073-2026 FSC-klagomål.docx
@@ -786,7 +786,7 @@
     <w:r>
       <w:tab/>
       <w:tab/>
-      <w:t>2026-08-18</w:t>
+      <w:t>2026-08-19</w:t>
       <w:br/>
       <w:br/>
     </w:r>

--- a/klagomål/A 6073-2026 FSC-klagomål.docx
+++ b/klagomål/A 6073-2026 FSC-klagomål.docx
@@ -786,7 +786,7 @@
     <w:r>
       <w:tab/>
       <w:tab/>
-      <w:t>2026-08-19</w:t>
+      <w:t>2026-08-20</w:t>
       <w:br/>
       <w:br/>
     </w:r>

--- a/klagomål/A 6073-2026 FSC-klagomål.docx
+++ b/klagomål/A 6073-2026 FSC-klagomål.docx
@@ -786,7 +786,7 @@
     <w:r>
       <w:tab/>
       <w:tab/>
-      <w:t>2026-08-20</w:t>
+      <w:t>2026-08-21</w:t>
       <w:br/>
       <w:br/>
     </w:r>

--- a/klagomål/A 6073-2026 FSC-klagomål.docx
+++ b/klagomål/A 6073-2026 FSC-klagomål.docx
@@ -786,7 +786,7 @@
     <w:r>
       <w:tab/>
       <w:tab/>
-      <w:t>2026-08-21</w:t>
+      <w:t>2026-08-22</w:t>
       <w:br/>
       <w:br/>
     </w:r>

--- a/klagomål/A 6073-2026 FSC-klagomål.docx
+++ b/klagomål/A 6073-2026 FSC-klagomål.docx
@@ -786,7 +786,7 @@
     <w:r>
       <w:tab/>
       <w:tab/>
-      <w:t>2026-08-22</w:t>
+      <w:t>2026-08-23</w:t>
       <w:br/>
       <w:br/>
     </w:r>

--- a/klagomål/A 6073-2026 FSC-klagomål.docx
+++ b/klagomål/A 6073-2026 FSC-klagomål.docx
@@ -786,7 +786,7 @@
     <w:r>
       <w:tab/>
       <w:tab/>
-      <w:t>2026-08-23</w:t>
+      <w:t>2026-08-24</w:t>
       <w:br/>
       <w:br/>
     </w:r>

--- a/klagomål/A 6073-2026 FSC-klagomål.docx
+++ b/klagomål/A 6073-2026 FSC-klagomål.docx
@@ -786,7 +786,7 @@
     <w:r>
       <w:tab/>
       <w:tab/>
-      <w:t>2026-08-24</w:t>
+      <w:t>2026-08-25</w:t>
       <w:br/>
       <w:br/>
     </w:r>

--- a/klagomål/A 6073-2026 FSC-klagomål.docx
+++ b/klagomål/A 6073-2026 FSC-klagomål.docx
@@ -786,7 +786,7 @@
     <w:r>
       <w:tab/>
       <w:tab/>
-      <w:t>2026-08-25</w:t>
+      <w:t>2026-08-26</w:t>
       <w:br/>
       <w:br/>
     </w:r>

--- a/klagomål/A 6073-2026 FSC-klagomål.docx
+++ b/klagomål/A 6073-2026 FSC-klagomål.docx
@@ -786,7 +786,7 @@
     <w:r>
       <w:tab/>
       <w:tab/>
-      <w:t>2026-08-26</w:t>
+      <w:t>2026-08-27</w:t>
       <w:br/>
       <w:br/>
     </w:r>

--- a/klagomål/A 6073-2026 FSC-klagomål.docx
+++ b/klagomål/A 6073-2026 FSC-klagomål.docx
@@ -786,7 +786,7 @@
     <w:r>
       <w:tab/>
       <w:tab/>
-      <w:t>2026-08-27</w:t>
+      <w:t>2026-08-28</w:t>
       <w:br/>
       <w:br/>
     </w:r>

--- a/klagomål/A 6073-2026 FSC-klagomål.docx
+++ b/klagomål/A 6073-2026 FSC-klagomål.docx
@@ -786,7 +786,7 @@
     <w:r>
       <w:tab/>
       <w:tab/>
-      <w:t>2026-08-28</w:t>
+      <w:t>2026-08-29</w:t>
       <w:br/>
       <w:br/>
     </w:r>

--- a/klagomål/A 6073-2026 FSC-klagomål.docx
+++ b/klagomål/A 6073-2026 FSC-klagomål.docx
@@ -786,7 +786,7 @@
     <w:r>
       <w:tab/>
       <w:tab/>
-      <w:t>2026-08-29</w:t>
+      <w:t>2026-08-31</w:t>
       <w:br/>
       <w:br/>
     </w:r>

--- a/klagomål/A 6073-2026 FSC-klagomål.docx
+++ b/klagomål/A 6073-2026 FSC-klagomål.docx
@@ -786,7 +786,7 @@
     <w:r>
       <w:tab/>
       <w:tab/>
-      <w:t>2026-08-31</w:t>
+      <w:t>2026-09-01</w:t>
       <w:br/>
       <w:br/>
     </w:r>

--- a/klagomål/A 6073-2026 FSC-klagomål.docx
+++ b/klagomål/A 6073-2026 FSC-klagomål.docx
@@ -786,7 +786,7 @@
     <w:r>
       <w:tab/>
       <w:tab/>
-      <w:t>2026-09-01</w:t>
+      <w:t>2026-09-02</w:t>
       <w:br/>
       <w:br/>
     </w:r>

--- a/klagomål/A 6073-2026 FSC-klagomål.docx
+++ b/klagomål/A 6073-2026 FSC-klagomål.docx
@@ -786,7 +786,7 @@
     <w:r>
       <w:tab/>
       <w:tab/>
-      <w:t>2026-09-02</w:t>
+      <w:t>2026-09-03</w:t>
       <w:br/>
       <w:br/>
     </w:r>

--- a/klagomål/A 6073-2026 FSC-klagomål.docx
+++ b/klagomål/A 6073-2026 FSC-klagomål.docx
@@ -786,7 +786,7 @@
     <w:r>
       <w:tab/>
       <w:tab/>
-      <w:t>2026-09-03</w:t>
+      <w:t>2026-09-04</w:t>
       <w:br/>
       <w:br/>
     </w:r>

--- a/klagomål/A 6073-2026 FSC-klagomål.docx
+++ b/klagomål/A 6073-2026 FSC-klagomål.docx
@@ -786,7 +786,7 @@
     <w:r>
       <w:tab/>
       <w:tab/>
-      <w:t>2026-09-04</w:t>
+      <w:t>2026-09-05</w:t>
       <w:br/>
       <w:br/>
     </w:r>

--- a/klagomål/A 6073-2026 FSC-klagomål.docx
+++ b/klagomål/A 6073-2026 FSC-klagomål.docx
@@ -786,7 +786,7 @@
     <w:r>
       <w:tab/>
       <w:tab/>
-      <w:t>2026-09-05</w:t>
+      <w:t>2026-09-06</w:t>
       <w:br/>
       <w:br/>
     </w:r>

--- a/klagomål/A 6073-2026 FSC-klagomål.docx
+++ b/klagomål/A 6073-2026 FSC-klagomål.docx
@@ -786,7 +786,7 @@
     <w:r>
       <w:tab/>
       <w:tab/>
-      <w:t>2026-09-06</w:t>
+      <w:t>2026-09-07</w:t>
       <w:br/>
       <w:br/>
     </w:r>

--- a/klagomål/A 6073-2026 FSC-klagomål.docx
+++ b/klagomål/A 6073-2026 FSC-klagomål.docx
@@ -786,7 +786,7 @@
     <w:r>
       <w:tab/>
       <w:tab/>
-      <w:t>2026-09-07</w:t>
+      <w:t>2026-09-08</w:t>
       <w:br/>
       <w:br/>
     </w:r>

--- a/klagomål/A 6073-2026 FSC-klagomål.docx
+++ b/klagomål/A 6073-2026 FSC-klagomål.docx
@@ -786,7 +786,7 @@
     <w:r>
       <w:tab/>
       <w:tab/>
-      <w:t>2026-09-08</w:t>
+      <w:t>2026-09-09</w:t>
       <w:br/>
       <w:br/>
     </w:r>

--- a/klagomål/A 6073-2026 FSC-klagomål.docx
+++ b/klagomål/A 6073-2026 FSC-klagomål.docx
@@ -786,7 +786,7 @@
     <w:r>
       <w:tab/>
       <w:tab/>
-      <w:t>2026-09-09</w:t>
+      <w:t>2026-09-10</w:t>
       <w:br/>
       <w:br/>
     </w:r>

--- a/klagomål/A 6073-2026 FSC-klagomål.docx
+++ b/klagomål/A 6073-2026 FSC-klagomål.docx
@@ -786,7 +786,7 @@
     <w:r>
       <w:tab/>
       <w:tab/>
-      <w:t>2026-09-10</w:t>
+      <w:t>2026-09-11</w:t>
       <w:br/>
       <w:br/>
     </w:r>

--- a/klagomål/A 6073-2026 FSC-klagomål.docx
+++ b/klagomål/A 6073-2026 FSC-klagomål.docx
@@ -786,7 +786,7 @@
     <w:r>
       <w:tab/>
       <w:tab/>
-      <w:t>2026-09-11</w:t>
+      <w:t>2026-09-12</w:t>
       <w:br/>
       <w:br/>
     </w:r>

--- a/klagomål/A 6073-2026 FSC-klagomål.docx
+++ b/klagomål/A 6073-2026 FSC-klagomål.docx
@@ -786,7 +786,7 @@
     <w:r>
       <w:tab/>
       <w:tab/>
-      <w:t>2026-09-12</w:t>
+      <w:t>2026-09-13</w:t>
       <w:br/>
       <w:br/>
     </w:r>
